--- a/якість програмного забезпечення/ЛР 7 ЯПЗТ.docx
+++ b/якість програмного забезпечення/ЛР 7 ЯПЗТ.docx
@@ -5,7 +5,6 @@
     <w:p>
       <w:pPr>
         <w:spacing w:before="120" w:after="60" w:line="420" w:lineRule="exact"/>
-        <w:ind w:firstLine="0"/>
         <w:jc w:val="center"/>
       </w:pPr>
       <w:r>
@@ -19,8 +18,7 @@
     </w:p>
     <w:p>
       <w:pPr>
-        <w:spacing w:line="420" w:lineRule="exact" w:before="0" w:after="0"/>
-        <w:ind w:firstLine="0"/>
+        <w:spacing w:after="0" w:line="420" w:lineRule="exact"/>
         <w:jc w:val="both"/>
       </w:pPr>
       <w:r>
@@ -29,13 +27,20 @@
           <w:b/>
           <w:sz w:val="28"/>
         </w:rPr>
-        <w:t>Тема: Навантажувальне тестування за допомогою Apache JMeter</w:t>
+        <w:t xml:space="preserve">Тема: </w:t>
+      </w:r>
+      <w:r>
+        <w:rPr>
+          <w:rFonts w:ascii="Times New Roman" w:hAnsi="Times New Roman"/>
+          <w:bCs/>
+          <w:sz w:val="28"/>
+        </w:rPr>
+        <w:t>Навантажувальне тестування за допомогою Apache JMeter</w:t>
       </w:r>
     </w:p>
     <w:p>
       <w:pPr>
-        <w:spacing w:line="420" w:lineRule="exact" w:before="0" w:after="0"/>
-        <w:ind w:firstLine="0"/>
+        <w:spacing w:after="0" w:line="420" w:lineRule="exact"/>
         <w:jc w:val="both"/>
       </w:pPr>
       <w:r>
@@ -44,13 +49,28 @@
           <w:b/>
           <w:sz w:val="28"/>
         </w:rPr>
-        <w:t>Мета: ознайомитися з основами тестування продуктивності, навчитися налаштовувати HTTP-запити, керувати кількістю віртуальних користувачів та аналізувати продуктивність системи під навантаженням.</w:t>
+        <w:t xml:space="preserve">Мета: </w:t>
+      </w:r>
+      <w:r>
+        <w:rPr>
+          <w:rFonts w:ascii="Times New Roman" w:hAnsi="Times New Roman"/>
+          <w:bCs/>
+          <w:sz w:val="28"/>
+        </w:rPr>
+        <w:t xml:space="preserve">ознайомитися з основами тестування продуктивності, навчитися налаштовувати HTTP-запити, керувати кількістю віртуальних користувачів та </w:t>
+      </w:r>
+      <w:r>
+        <w:rPr>
+          <w:rFonts w:ascii="Times New Roman" w:hAnsi="Times New Roman"/>
+          <w:bCs/>
+          <w:sz w:val="28"/>
+        </w:rPr>
+        <w:t>аналізувати продуктивність системи під навантаженням.</w:t>
       </w:r>
     </w:p>
     <w:p>
       <w:pPr>
-        <w:spacing w:line="420" w:lineRule="exact" w:before="0" w:after="0"/>
-        <w:ind w:firstLine="0"/>
+        <w:spacing w:after="0" w:line="420" w:lineRule="exact"/>
         <w:jc w:val="both"/>
       </w:pPr>
       <w:r>
@@ -59,13 +79,20 @@
           <w:b/>
           <w:sz w:val="28"/>
         </w:rPr>
-        <w:t>Матеріально-технічне оснащення: ПЕОМ з операційною системою Linux/Windows, Java JDK 21, Apache JMeter 5.6.3.</w:t>
+        <w:t xml:space="preserve">Матеріально-технічне оснащення: </w:t>
+      </w:r>
+      <w:r>
+        <w:rPr>
+          <w:rFonts w:ascii="Times New Roman" w:hAnsi="Times New Roman"/>
+          <w:bCs/>
+          <w:sz w:val="28"/>
+        </w:rPr>
+        <w:t>ПЕОМ з операційною системою Linux/Windows, Java JDK 21, Apache JMeter 5.6.3.</w:t>
       </w:r>
     </w:p>
     <w:p>
       <w:pPr>
         <w:spacing w:before="120" w:after="60" w:line="420" w:lineRule="exact"/>
-        <w:ind w:firstLine="0"/>
         <w:jc w:val="center"/>
       </w:pPr>
       <w:r>
@@ -80,7 +107,6 @@
     <w:p>
       <w:pPr>
         <w:spacing w:before="120" w:after="0" w:line="420" w:lineRule="exact"/>
-        <w:ind w:firstLine="0"/>
         <w:jc w:val="both"/>
       </w:pPr>
       <w:r>
@@ -94,7 +120,7 @@
     </w:p>
     <w:p>
       <w:pPr>
-        <w:spacing w:line="420" w:lineRule="exact" w:before="0" w:after="0"/>
+        <w:spacing w:after="0" w:line="420" w:lineRule="exact"/>
         <w:ind w:firstLine="720"/>
         <w:jc w:val="both"/>
       </w:pPr>
@@ -103,12 +129,19 @@
           <w:rFonts w:ascii="Times New Roman" w:hAnsi="Times New Roman"/>
           <w:sz w:val="28"/>
         </w:rPr>
-        <w:t>Для виконання навантажувального тестування необхідно встановити Apache JMeter. Оскільки JMeter є Java-застосунком, попередньо потрібно інсталювати Java Development Kit (JDK) версії 8 або вище.</w:t>
+        <w:t>Для виконання навантажувального тес</w:t>
+      </w:r>
+      <w:r>
+        <w:rPr>
+          <w:rFonts w:ascii="Times New Roman" w:hAnsi="Times New Roman"/>
+          <w:sz w:val="28"/>
+        </w:rPr>
+        <w:t>тування необхідно встановити Apache JMeter. Оскільки JMeter є Java-застосунком, попередньо потрібно інсталювати Java Development Kit (JDK) версії 8 або вище.</w:t>
       </w:r>
     </w:p>
     <w:p>
       <w:pPr>
-        <w:spacing w:line="420" w:lineRule="exact" w:before="0" w:after="0"/>
+        <w:spacing w:after="0" w:line="420" w:lineRule="exact"/>
         <w:ind w:firstLine="720"/>
         <w:jc w:val="both"/>
       </w:pPr>
@@ -117,27 +150,19 @@
           <w:rFonts w:ascii="Times New Roman" w:hAnsi="Times New Roman"/>
           <w:sz w:val="28"/>
         </w:rPr>
-        <w:t>Apache JMeter версії 5.6.3 було завантажено з офіційного сайту https://jmeter.apache.org/ у вигляді бінарного архіву apache-jmeter-5.6.3.tgz. Після розпакування архіву запуск здійснюється через файл ApacheJMeter.jar, що знаходиться у папці bin.</w:t>
+        <w:t>Apache JMeter версії 5.6.3 було завантажено з офіційного сайту https://jmeter.apache.org/ у вигляд</w:t>
       </w:r>
-    </w:p>
-    <w:p>
-      <w:pPr>
-        <w:spacing w:line="420" w:lineRule="exact" w:before="0" w:after="0"/>
-        <w:ind w:firstLine="720"/>
-        <w:jc w:val="both"/>
-      </w:pPr>
       <w:r>
         <w:rPr>
           <w:rFonts w:ascii="Times New Roman" w:hAnsi="Times New Roman"/>
           <w:sz w:val="28"/>
         </w:rPr>
-        <w:t>Для запуску в режимі командного рядка (non-GUI mode) використовується команда:</w:t>
+        <w:t>і бінарного архіву apache-jmeter-5.6.3.tgz. Після розпакування архіву запуск здійснюється через файл ApacheJMeter.jar, що знаходиться у папці bin.</w:t>
       </w:r>
     </w:p>
     <w:p>
       <w:pPr>
-        <w:spacing w:line="420" w:lineRule="exact" w:before="0" w:after="0"/>
-        <w:ind w:firstLine="0"/>
+        <w:spacing w:before="120" w:after="0" w:line="420" w:lineRule="exact"/>
         <w:jc w:val="both"/>
       </w:pPr>
       <w:r>
@@ -146,27 +171,66 @@
           <w:b/>
           <w:sz w:val="28"/>
         </w:rPr>
-        <w:t>./jmeter -n -t test_plan.jmx -l results.jtl</w:t>
+        <w:t xml:space="preserve">2) </w:t>
       </w:r>
-    </w:p>
-    <w:p>
-      <w:pPr>
-        <w:spacing w:before="120" w:after="0" w:line="420" w:lineRule="exact"/>
-        <w:ind w:firstLine="0"/>
-        <w:jc w:val="both"/>
-      </w:pPr>
+      <w:proofErr w:type="spellStart"/>
       <w:r>
         <w:rPr>
           <w:rFonts w:ascii="Times New Roman" w:hAnsi="Times New Roman"/>
           <w:b/>
           <w:sz w:val="28"/>
         </w:rPr>
-        <w:t>2) Вибір веб-сайтів для тестування</w:t>
+        <w:t>Вибір</w:t>
+      </w:r>
+      <w:proofErr w:type="spellEnd"/>
+      <w:r>
+        <w:rPr>
+          <w:rFonts w:ascii="Times New Roman" w:hAnsi="Times New Roman"/>
+          <w:b/>
+          <w:sz w:val="28"/>
+        </w:rPr>
+        <w:t xml:space="preserve"> </w:t>
+      </w:r>
+      <w:proofErr w:type="spellStart"/>
+      <w:r>
+        <w:rPr>
+          <w:rFonts w:ascii="Times New Roman" w:hAnsi="Times New Roman"/>
+          <w:b/>
+          <w:sz w:val="28"/>
+        </w:rPr>
+        <w:t>веб-сайтів</w:t>
+      </w:r>
+      <w:proofErr w:type="spellEnd"/>
+      <w:r>
+        <w:rPr>
+          <w:rFonts w:ascii="Times New Roman" w:hAnsi="Times New Roman"/>
+          <w:b/>
+          <w:sz w:val="28"/>
+        </w:rPr>
+        <w:t xml:space="preserve"> </w:t>
+      </w:r>
+      <w:proofErr w:type="spellStart"/>
+      <w:r>
+        <w:rPr>
+          <w:rFonts w:ascii="Times New Roman" w:hAnsi="Times New Roman"/>
+          <w:b/>
+          <w:sz w:val="28"/>
+        </w:rPr>
+        <w:t>для</w:t>
+      </w:r>
+      <w:proofErr w:type="spellEnd"/>
+      <w:r>
+        <w:rPr>
+          <w:rFonts w:ascii="Times New Roman" w:hAnsi="Times New Roman"/>
+          <w:b/>
+          <w:sz w:val="28"/>
+        </w:rPr>
+        <w:t xml:space="preserve"> тестування</w:t>
       </w:r>
     </w:p>
     <w:p>
       <w:pPr>
-        <w:spacing w:line="420" w:lineRule="exact" w:before="0" w:after="0"/>
+        <w:spacing w:after="0" w:line="420" w:lineRule="exact"/>
         <w:ind w:firstLine="720"/>
         <w:jc w:val="both"/>
       </w:pPr>
@@ -180,8 +244,7 @@
     </w:p>
     <w:p>
       <w:pPr>
-        <w:spacing w:line="420" w:lineRule="exact" w:before="0" w:after="0"/>
-        <w:ind w:firstLine="0"/>
+        <w:spacing w:after="0" w:line="420" w:lineRule="exact"/>
         <w:jc w:val="both"/>
       </w:pPr>
       <w:r>
@@ -189,13 +252,19 @@
           <w:rFonts w:ascii="Times New Roman" w:hAnsi="Times New Roman"/>
           <w:sz w:val="28"/>
         </w:rPr>
-        <w:t>•  Сайт 1 – https://httpbin.org/get – HTTP-сервіс для тестування запитів, що надає детальну інформацію про отриманий запит у форматі JSON;</w:t>
+        <w:t xml:space="preserve">•  Сайт 1 – https://httpbin.org/get – HTTP-сервіс для тестування запитів, що надає детальну </w:t>
+      </w:r>
+      <w:r>
+        <w:rPr>
+          <w:rFonts w:ascii="Times New Roman" w:hAnsi="Times New Roman"/>
+          <w:sz w:val="28"/>
+        </w:rPr>
+        <w:t>інформацію про отриманий запит у форматі JSON;</w:t>
       </w:r>
     </w:p>
     <w:p>
       <w:pPr>
-        <w:spacing w:line="420" w:lineRule="exact" w:before="0" w:after="0"/>
-        <w:ind w:firstLine="0"/>
+        <w:spacing w:after="0" w:line="420" w:lineRule="exact"/>
         <w:jc w:val="both"/>
       </w:pPr>
       <w:r>
@@ -208,8 +277,7 @@
     </w:p>
     <w:p>
       <w:pPr>
-        <w:spacing w:line="420" w:lineRule="exact" w:before="0" w:after="0"/>
-        <w:ind w:firstLine="0"/>
+        <w:spacing w:after="0" w:line="420" w:lineRule="exact"/>
         <w:jc w:val="both"/>
       </w:pPr>
       <w:r>
@@ -217,13 +285,19 @@
           <w:rFonts w:ascii="Times New Roman" w:hAnsi="Times New Roman"/>
           <w:sz w:val="28"/>
         </w:rPr>
-        <w:t>•  Сайт 3 – https://jsonplaceholder.typicode.com/posts/1 – безкоштовний REST API для тестування та прототипування.</w:t>
+        <w:t>•  Сайт 3 – https://jsonplaceholder.typicode.com/posts/1 – безкоштовний REST API для тестування та прототи</w:t>
+      </w:r>
+      <w:r>
+        <w:rPr>
+          <w:rFonts w:ascii="Times New Roman" w:hAnsi="Times New Roman"/>
+          <w:sz w:val="28"/>
+        </w:rPr>
+        <w:t>пування.</w:t>
       </w:r>
     </w:p>
     <w:p>
       <w:pPr>
         <w:spacing w:before="120" w:after="0" w:line="420" w:lineRule="exact"/>
-        <w:ind w:firstLine="0"/>
         <w:jc w:val="both"/>
       </w:pPr>
       <w:r>
@@ -237,7 +311,7 @@
     </w:p>
     <w:p>
       <w:pPr>
-        <w:spacing w:line="420" w:lineRule="exact" w:before="0" w:after="0"/>
+        <w:spacing w:after="0" w:line="420" w:lineRule="exact"/>
         <w:ind w:firstLine="720"/>
         <w:jc w:val="both"/>
       </w:pPr>
@@ -246,13 +320,13 @@
           <w:rFonts w:ascii="Times New Roman" w:hAnsi="Times New Roman"/>
           <w:sz w:val="28"/>
         </w:rPr>
+        <w:lastRenderedPageBreak/>
         <w:t>У Apache JMeter було створено тест-план (Test Plan) з наступними компонентами:</w:t>
       </w:r>
     </w:p>
     <w:p>
       <w:pPr>
-        <w:spacing w:line="420" w:lineRule="exact" w:before="0" w:after="0"/>
-        <w:ind w:firstLine="0"/>
+        <w:spacing w:after="0" w:line="420" w:lineRule="exact"/>
         <w:jc w:val="both"/>
       </w:pPr>
       <w:r>
@@ -260,13 +334,19 @@
           <w:rFonts w:ascii="Times New Roman" w:hAnsi="Times New Roman"/>
           <w:sz w:val="28"/>
         </w:rPr>
-        <w:t>•  Thread Group (Група потоків) – налаштування кількості віртуальних користувачів, часу розгону (Ramp-up period) та кількості ітерацій;</w:t>
+        <w:t>•  Thread Group (Група потоків) – налаштування кількості віртуальних користувачів, часу розгону (Ramp-up period) та кількості і</w:t>
+      </w:r>
+      <w:r>
+        <w:rPr>
+          <w:rFonts w:ascii="Times New Roman" w:hAnsi="Times New Roman"/>
+          <w:sz w:val="28"/>
+        </w:rPr>
+        <w:t>терацій;</w:t>
       </w:r>
     </w:p>
     <w:p>
       <w:pPr>
-        <w:spacing w:line="420" w:lineRule="exact" w:before="0" w:after="0"/>
-        <w:ind w:firstLine="0"/>
+        <w:spacing w:after="0" w:line="420" w:lineRule="exact"/>
         <w:jc w:val="both"/>
       </w:pPr>
       <w:r>
@@ -279,8 +359,7 @@
     </w:p>
     <w:p>
       <w:pPr>
-        <w:spacing w:line="420" w:lineRule="exact" w:before="0" w:after="0"/>
-        <w:ind w:firstLine="0"/>
+        <w:spacing w:after="0" w:line="420" w:lineRule="exact"/>
         <w:jc w:val="both"/>
       </w:pPr>
       <w:r>
@@ -293,8 +372,7 @@
     </w:p>
     <w:p>
       <w:pPr>
-        <w:spacing w:line="420" w:lineRule="exact" w:before="0" w:after="0"/>
-        <w:ind w:firstLine="0"/>
+        <w:spacing w:after="0" w:line="420" w:lineRule="exact"/>
         <w:jc w:val="both"/>
       </w:pPr>
       <w:r>
@@ -302,13 +380,19 @@
           <w:rFonts w:ascii="Times New Roman" w:hAnsi="Times New Roman"/>
           <w:sz w:val="28"/>
         </w:rPr>
-        <w:t>•  Summary Report – слухач для перегляду зведеної статистики: середній час відгуку, пропускна здатність, відсоток помилок.</w:t>
+        <w:t>•  Summary Report – слухач для перегл</w:t>
+      </w:r>
+      <w:r>
+        <w:rPr>
+          <w:rFonts w:ascii="Times New Roman" w:hAnsi="Times New Roman"/>
+          <w:sz w:val="28"/>
+        </w:rPr>
+        <w:t>яду зведеної статистики: середній час відгуку, пропускна здатність, відсоток помилок.</w:t>
       </w:r>
     </w:p>
     <w:p>
       <w:pPr>
         <w:spacing w:before="120" w:after="0" w:line="420" w:lineRule="exact"/>
-        <w:ind w:firstLine="0"/>
         <w:jc w:val="both"/>
       </w:pPr>
       <w:r>
@@ -317,67 +401,315 @@
           <w:b/>
           <w:sz w:val="28"/>
         </w:rPr>
-        <w:t>4) Мінімальне навантаження (1 користувач)</w:t>
+        <w:t xml:space="preserve">4) </w:t>
+      </w:r>
+      <w:proofErr w:type="spellStart"/>
+      <w:r>
+        <w:rPr>
+          <w:rFonts w:ascii="Times New Roman" w:hAnsi="Times New Roman"/>
+          <w:b/>
+          <w:sz w:val="28"/>
+        </w:rPr>
+        <w:t>Мінімальне</w:t>
+      </w:r>
+      <w:proofErr w:type="spellEnd"/>
+      <w:r>
+        <w:rPr>
+          <w:rFonts w:ascii="Times New Roman" w:hAnsi="Times New Roman"/>
+          <w:b/>
+          <w:sz w:val="28"/>
+        </w:rPr>
+        <w:t xml:space="preserve"> </w:t>
+      </w:r>
+      <w:proofErr w:type="spellStart"/>
+      <w:r>
+        <w:rPr>
+          <w:rFonts w:ascii="Times New Roman" w:hAnsi="Times New Roman"/>
+          <w:b/>
+          <w:sz w:val="28"/>
+        </w:rPr>
+        <w:t>навантаження</w:t>
+      </w:r>
+      <w:proofErr w:type="spellEnd"/>
+      <w:r>
+        <w:rPr>
+          <w:rFonts w:ascii="Times New Roman" w:hAnsi="Times New Roman"/>
+          <w:b/>
+          <w:sz w:val="28"/>
+        </w:rPr>
+        <w:t xml:space="preserve"> (1 користувач)</w:t>
       </w:r>
     </w:p>
     <w:p>
       <w:pPr>
-        <w:spacing w:line="420" w:lineRule="exact" w:before="0" w:after="0"/>
+        <w:spacing w:after="0" w:line="420" w:lineRule="exact"/>
         <w:ind w:firstLine="720"/>
         <w:jc w:val="both"/>
+        <w:rPr>
+          <w:rFonts w:ascii="Times New Roman" w:hAnsi="Times New Roman"/>
+          <w:sz w:val="28"/>
+        </w:rPr>
       </w:pPr>
+      <w:r>
+        <w:drawing>
+          <wp:anchor distT="0" distB="0" distL="114300" distR="114300" simplePos="0" relativeHeight="251657216" behindDoc="0" locked="0" layoutInCell="1" allowOverlap="1" wp14:anchorId="39DA5C67" wp14:editId="35C76B30">
+            <wp:simplePos x="0" y="0"/>
+            <wp:positionH relativeFrom="column">
+              <wp:posOffset>305435</wp:posOffset>
+            </wp:positionH>
+            <wp:positionV relativeFrom="paragraph">
+              <wp:posOffset>869702</wp:posOffset>
+            </wp:positionV>
+            <wp:extent cx="6223000" cy="2054860"/>
+            <wp:effectExtent l="0" t="0" r="6350" b="2540"/>
+            <wp:wrapSquare wrapText="bothSides"/>
+            <wp:docPr id="1" name="Рисунок 1"/>
+            <wp:cNvGraphicFramePr>
+              <a:graphicFrameLocks xmlns:a="http://schemas.openxmlformats.org/drawingml/2006/main" noChangeAspect="1"/>
+            </wp:cNvGraphicFramePr>
+            <a:graphic xmlns:a="http://schemas.openxmlformats.org/drawingml/2006/main">
+              <a:graphicData uri="http://schemas.openxmlformats.org/drawingml/2006/picture">
+                <pic:pic xmlns:pic="http://schemas.openxmlformats.org/drawingml/2006/picture">
+                  <pic:nvPicPr>
+                    <pic:cNvPr id="1" name=""/>
+                    <pic:cNvPicPr/>
+                  </pic:nvPicPr>
+                  <pic:blipFill>
+                    <a:blip r:embed="rId8"/>
+                    <a:stretch>
+                      <a:fillRect/>
+                    </a:stretch>
+                  </pic:blipFill>
+                  <pic:spPr>
+                    <a:xfrm>
+                      <a:off x="0" y="0"/>
+                      <a:ext cx="6223000" cy="2054860"/>
+                    </a:xfrm>
+                    <a:prstGeom prst="rect">
+                      <a:avLst/>
+                    </a:prstGeom>
+                  </pic:spPr>
+                </pic:pic>
+              </a:graphicData>
+            </a:graphic>
+            <wp14:sizeRelH relativeFrom="margin">
+              <wp14:pctWidth>0</wp14:pctWidth>
+            </wp14:sizeRelH>
+            <wp14:sizeRelV relativeFrom="margin">
+              <wp14:pctHeight>0</wp14:pctHeight>
+            </wp14:sizeRelV>
+          </wp:anchor>
+        </w:drawing>
+      </w:r>
+      <w:proofErr w:type="spellStart"/>
       <w:r>
         <w:rPr>
           <w:rFonts w:ascii="Times New Roman" w:hAnsi="Times New Roman"/>
           <w:sz w:val="28"/>
         </w:rPr>
-        <w:t>Параметри Thread Group: Number of Threads = 1, Ramp-up period = 1 с, Loop Count = 3. Тест виконувався три рази для кожного сайту з метою отримання стабільних показників.</w:t>
+        <w:t>Параметри</w:t>
       </w:r>
-    </w:p>
-    <w:p>
-      <w:pPr>
-        <w:spacing w:line="420" w:lineRule="exact" w:before="0" w:after="0"/>
-        <w:ind w:firstLine="0"/>
-        <w:jc w:val="center"/>
-      </w:pPr>
+      <w:proofErr w:type="spellEnd"/>
       <w:r>
         <w:rPr>
           <w:rFonts w:ascii="Times New Roman" w:hAnsi="Times New Roman"/>
           <w:sz w:val="28"/>
         </w:rPr>
-        <w:t>Таблиця 7.1 – Результати мінімального навантаження (1 користувач)</w:t>
+        <w:t xml:space="preserve"> Thread Group: Number of Threads = 1, Ramp-up period = 1 с, Loop Count = 3. Тест виконувався три рази для кожного сайту</w:t>
+      </w:r>
+      <w:r>
+        <w:rPr>
+          <w:rFonts w:ascii="Times New Roman" w:hAnsi="Times New Roman"/>
+          <w:sz w:val="28"/>
+        </w:rPr>
+        <w:t xml:space="preserve"> з </w:t>
+      </w:r>
+      <w:proofErr w:type="spellStart"/>
+      <w:r>
+        <w:rPr>
+          <w:rFonts w:ascii="Times New Roman" w:hAnsi="Times New Roman"/>
+          <w:sz w:val="28"/>
+        </w:rPr>
+        <w:t>метою</w:t>
+      </w:r>
+      <w:proofErr w:type="spellEnd"/>
+      <w:r>
+        <w:rPr>
+          <w:rFonts w:ascii="Times New Roman" w:hAnsi="Times New Roman"/>
+          <w:sz w:val="28"/>
+        </w:rPr>
+        <w:t xml:space="preserve"> </w:t>
+      </w:r>
+      <w:proofErr w:type="spellStart"/>
+      <w:r>
+        <w:rPr>
+          <w:rFonts w:ascii="Times New Roman" w:hAnsi="Times New Roman"/>
+          <w:sz w:val="28"/>
+        </w:rPr>
+        <w:t>отримання</w:t>
+      </w:r>
+      <w:proofErr w:type="spellEnd"/>
+      <w:r>
+        <w:rPr>
+          <w:rFonts w:ascii="Times New Roman" w:hAnsi="Times New Roman"/>
+          <w:sz w:val="28"/>
+        </w:rPr>
+        <w:t xml:space="preserve"> </w:t>
+      </w:r>
+      <w:proofErr w:type="spellStart"/>
+      <w:r>
+        <w:rPr>
+          <w:rFonts w:ascii="Times New Roman" w:hAnsi="Times New Roman"/>
+          <w:sz w:val="28"/>
+        </w:rPr>
+        <w:t>стабільних</w:t>
+      </w:r>
+      <w:proofErr w:type="spellEnd"/>
+      <w:r>
+        <w:rPr>
+          <w:rFonts w:ascii="Times New Roman" w:hAnsi="Times New Roman"/>
+          <w:sz w:val="28"/>
+        </w:rPr>
+        <w:t xml:space="preserve"> </w:t>
+      </w:r>
+      <w:proofErr w:type="spellStart"/>
+      <w:r>
+        <w:rPr>
+          <w:rFonts w:ascii="Times New Roman" w:hAnsi="Times New Roman"/>
+          <w:sz w:val="28"/>
+        </w:rPr>
+        <w:t>показників</w:t>
+      </w:r>
+      <w:proofErr w:type="spellEnd"/>
+      <w:r>
+        <w:rPr>
+          <w:rFonts w:ascii="Times New Roman" w:hAnsi="Times New Roman"/>
+          <w:sz w:val="28"/>
+        </w:rPr>
+        <w:t>.</w:t>
+      </w:r>
+    </w:p>
+    <w:p>
+      <w:pPr>
+        <w:spacing w:after="0" w:line="420" w:lineRule="exact"/>
+        <w:ind w:firstLine="720"/>
+        <w:jc w:val="center"/>
+        <w:rPr>
+          <w:rFonts w:ascii="Times New Roman" w:hAnsi="Times New Roman" w:cs="Times New Roman"/>
+          <w:sz w:val="28"/>
+          <w:szCs w:val="28"/>
+        </w:rPr>
+      </w:pPr>
+      <w:r>
+        <w:rPr>
+          <w:rFonts w:ascii="Times New Roman" w:hAnsi="Times New Roman" w:cs="Times New Roman"/>
+          <w:sz w:val="28"/>
+          <w:szCs w:val="28"/>
+          <w:lang w:val="uk-UA"/>
+        </w:rPr>
+        <w:t>Рисунок 7.1 – Навантаження одним користувачем</w:t>
+      </w:r>
+    </w:p>
+    <w:p>
+      <w:pPr>
+        <w:spacing w:after="0" w:line="420" w:lineRule="exact"/>
+      </w:pPr>
+      <w:proofErr w:type="spellStart"/>
+      <w:r>
+        <w:rPr>
+          <w:rFonts w:ascii="Times New Roman" w:hAnsi="Times New Roman"/>
+          <w:sz w:val="28"/>
+        </w:rPr>
+        <w:t>Таблиця</w:t>
+      </w:r>
+      <w:proofErr w:type="spellEnd"/>
+      <w:r>
+        <w:rPr>
+          <w:rFonts w:ascii="Times New Roman" w:hAnsi="Times New Roman"/>
+          <w:sz w:val="28"/>
+        </w:rPr>
+        <w:t xml:space="preserve"> 7.1 – </w:t>
+      </w:r>
+      <w:proofErr w:type="spellStart"/>
+      <w:r>
+        <w:rPr>
+          <w:rFonts w:ascii="Times New Roman" w:hAnsi="Times New Roman"/>
+          <w:sz w:val="28"/>
+        </w:rPr>
+        <w:t>Результати</w:t>
+      </w:r>
+      <w:proofErr w:type="spellEnd"/>
+      <w:r>
+        <w:rPr>
+          <w:rFonts w:ascii="Times New Roman" w:hAnsi="Times New Roman"/>
+          <w:sz w:val="28"/>
+        </w:rPr>
+        <w:t xml:space="preserve"> </w:t>
+      </w:r>
+      <w:proofErr w:type="spellStart"/>
+      <w:r>
+        <w:rPr>
+          <w:rFonts w:ascii="Times New Roman" w:hAnsi="Times New Roman"/>
+          <w:sz w:val="28"/>
+        </w:rPr>
+        <w:t>мінімального</w:t>
+      </w:r>
+      <w:proofErr w:type="spellEnd"/>
+      <w:r>
+        <w:rPr>
+          <w:rFonts w:ascii="Times New Roman" w:hAnsi="Times New Roman"/>
+          <w:sz w:val="28"/>
+        </w:rPr>
+        <w:t xml:space="preserve"> </w:t>
+      </w:r>
+      <w:proofErr w:type="spellStart"/>
+      <w:r>
+        <w:rPr>
+          <w:rFonts w:ascii="Times New Roman" w:hAnsi="Times New Roman"/>
+          <w:sz w:val="28"/>
+        </w:rPr>
+        <w:t>навантаження</w:t>
+      </w:r>
+      <w:proofErr w:type="spellEnd"/>
+      <w:r>
+        <w:rPr>
+          <w:rFonts w:ascii="Times New Roman" w:hAnsi="Times New Roman"/>
+          <w:sz w:val="28"/>
+        </w:rPr>
+        <w:t xml:space="preserve"> (1 користувач)</w:t>
       </w:r>
     </w:p>
     <w:tbl>
       <w:tblPr>
         <w:tblStyle w:val="aff2"/>
-        <w:tblW w:type="auto" w:w="0"/>
+        <w:tblW w:w="0" w:type="auto"/>
         <w:jc w:val="center"/>
-        <w:tblLook w:firstColumn="1" w:firstRow="1" w:lastColumn="0" w:lastRow="0" w:noHBand="0" w:noVBand="1" w:val="04A0"/>
+        <w:tblLook w:val="04A0" w:firstRow="1" w:lastRow="0" w:firstColumn="1" w:lastColumn="0" w:noHBand="0" w:noVBand="1"/>
       </w:tblPr>
       <w:tblGrid>
-        <w:gridCol w:w="2108"/>
-        <w:gridCol w:w="2108"/>
-        <w:gridCol w:w="2108"/>
-        <w:gridCol w:w="2108"/>
-        <w:gridCol w:w="2108"/>
+        <w:gridCol w:w="2460"/>
+        <w:gridCol w:w="2074"/>
+        <w:gridCol w:w="2069"/>
+        <w:gridCol w:w="2077"/>
+        <w:gridCol w:w="2075"/>
       </w:tblGrid>
       <w:tr>
+        <w:trPr>
+          <w:jc w:val="center"/>
+        </w:trPr>
         <w:tc>
           <w:tcPr>
-            <w:tcW w:type="dxa" w:w="2108"/>
+            <w:tcW w:w="2108" w:type="dxa"/>
             <w:shd w:val="clear" w:color="auto" w:fill="D9D9D9"/>
           </w:tcPr>
           <w:p>
             <w:pPr>
               <w:jc w:val="center"/>
             </w:pPr>
-            <w:r/>
             <w:r>
               <w:rPr>
                 <w:rFonts w:ascii="Times New Roman" w:hAnsi="Times New Roman"/>
                 <w:b/>
-                <w:sz w:val="22"/>
               </w:rPr>
               <w:t>Сайт</w:t>
             </w:r>
@@ -385,19 +717,17 @@
         </w:tc>
         <w:tc>
           <w:tcPr>
-            <w:tcW w:type="dxa" w:w="2108"/>
+            <w:tcW w:w="2108" w:type="dxa"/>
             <w:shd w:val="clear" w:color="auto" w:fill="D9D9D9"/>
           </w:tcPr>
           <w:p>
             <w:pPr>
               <w:jc w:val="center"/>
             </w:pPr>
-            <w:r/>
             <w:r>
               <w:rPr>
                 <w:rFonts w:ascii="Times New Roman" w:hAnsi="Times New Roman"/>
                 <w:b/>
-                <w:sz w:val="22"/>
               </w:rPr>
               <w:t>№ запиту</w:t>
             </w:r>
@@ -405,19 +735,17 @@
         </w:tc>
         <w:tc>
           <w:tcPr>
-            <w:tcW w:type="dxa" w:w="2108"/>
+            <w:tcW w:w="2108" w:type="dxa"/>
             <w:shd w:val="clear" w:color="auto" w:fill="D9D9D9"/>
           </w:tcPr>
           <w:p>
             <w:pPr>
               <w:jc w:val="center"/>
             </w:pPr>
-            <w:r/>
             <w:r>
               <w:rPr>
                 <w:rFonts w:ascii="Times New Roman" w:hAnsi="Times New Roman"/>
                 <w:b/>
-                <w:sz w:val="22"/>
               </w:rPr>
               <w:t>Load Time (мс)</w:t>
             </w:r>
@@ -425,19 +753,17 @@
         </w:tc>
         <w:tc>
           <w:tcPr>
-            <w:tcW w:type="dxa" w:w="2108"/>
+            <w:tcW w:w="2108" w:type="dxa"/>
             <w:shd w:val="clear" w:color="auto" w:fill="D9D9D9"/>
           </w:tcPr>
           <w:p>
             <w:pPr>
               <w:jc w:val="center"/>
             </w:pPr>
-            <w:r/>
             <w:r>
               <w:rPr>
                 <w:rFonts w:ascii="Times New Roman" w:hAnsi="Times New Roman"/>
                 <w:b/>
-                <w:sz w:val="22"/>
               </w:rPr>
               <w:t>Connect Time (мс)</w:t>
             </w:r>
@@ -445,19 +771,17 @@
         </w:tc>
         <w:tc>
           <w:tcPr>
-            <w:tcW w:type="dxa" w:w="2108"/>
+            <w:tcW w:w="2108" w:type="dxa"/>
             <w:shd w:val="clear" w:color="auto" w:fill="D9D9D9"/>
           </w:tcPr>
           <w:p>
             <w:pPr>
               <w:jc w:val="center"/>
             </w:pPr>
-            <w:r/>
             <w:r>
               <w:rPr>
                 <w:rFonts w:ascii="Times New Roman" w:hAnsi="Times New Roman"/>
                 <w:b/>
-                <w:sz w:val="22"/>
               </w:rPr>
               <w:t>Статус</w:t>
             </w:r>
@@ -465,19 +789,20 @@
         </w:tc>
       </w:tr>
       <w:tr>
+        <w:trPr>
+          <w:jc w:val="center"/>
+        </w:trPr>
         <w:tc>
           <w:tcPr>
-            <w:tcW w:type="dxa" w:w="2108"/>
+            <w:tcW w:w="2108" w:type="dxa"/>
           </w:tcPr>
           <w:p>
             <w:pPr>
               <w:jc w:val="center"/>
             </w:pPr>
-            <w:r/>
             <w:r>
               <w:rPr>
                 <w:rFonts w:ascii="Times New Roman" w:hAnsi="Times New Roman"/>
-                <w:sz w:val="22"/>
               </w:rPr>
               <w:t>httpbin.org/get</w:t>
             </w:r>
@@ -485,17 +810,15 @@
         </w:tc>
         <w:tc>
           <w:tcPr>
-            <w:tcW w:type="dxa" w:w="2108"/>
+            <w:tcW w:w="2108" w:type="dxa"/>
           </w:tcPr>
           <w:p>
             <w:pPr>
               <w:jc w:val="center"/>
             </w:pPr>
-            <w:r/>
             <w:r>
               <w:rPr>
                 <w:rFonts w:ascii="Times New Roman" w:hAnsi="Times New Roman"/>
-                <w:sz w:val="22"/>
               </w:rPr>
               <w:t>1</w:t>
             </w:r>
@@ -503,17 +826,15 @@
         </w:tc>
         <w:tc>
           <w:tcPr>
-            <w:tcW w:type="dxa" w:w="2108"/>
+            <w:tcW w:w="2108" w:type="dxa"/>
           </w:tcPr>
           <w:p>
             <w:pPr>
               <w:jc w:val="center"/>
             </w:pPr>
-            <w:r/>
             <w:r>
               <w:rPr>
                 <w:rFonts w:ascii="Times New Roman" w:hAnsi="Times New Roman"/>
-                <w:sz w:val="22"/>
               </w:rPr>
               <w:t>347</w:t>
             </w:r>
@@ -521,17 +842,15 @@
         </w:tc>
         <w:tc>
           <w:tcPr>
-            <w:tcW w:type="dxa" w:w="2108"/>
+            <w:tcW w:w="2108" w:type="dxa"/>
           </w:tcPr>
           <w:p>
             <w:pPr>
               <w:jc w:val="center"/>
             </w:pPr>
-            <w:r/>
             <w:r>
               <w:rPr>
                 <w:rFonts w:ascii="Times New Roman" w:hAnsi="Times New Roman"/>
-                <w:sz w:val="22"/>
               </w:rPr>
               <w:t>0.5</w:t>
             </w:r>
@@ -539,17 +858,15 @@
         </w:tc>
         <w:tc>
           <w:tcPr>
-            <w:tcW w:type="dxa" w:w="2108"/>
+            <w:tcW w:w="2108" w:type="dxa"/>
           </w:tcPr>
           <w:p>
             <w:pPr>
               <w:jc w:val="center"/>
             </w:pPr>
-            <w:r/>
             <w:r>
               <w:rPr>
                 <w:rFonts w:ascii="Times New Roman" w:hAnsi="Times New Roman"/>
-                <w:sz w:val="22"/>
               </w:rPr>
               <w:t>200 OK</w:t>
             </w:r>
@@ -557,19 +874,20 @@
         </w:tc>
       </w:tr>
       <w:tr>
+        <w:trPr>
+          <w:jc w:val="center"/>
+        </w:trPr>
         <w:tc>
           <w:tcPr>
-            <w:tcW w:type="dxa" w:w="2108"/>
+            <w:tcW w:w="2108" w:type="dxa"/>
           </w:tcPr>
           <w:p>
             <w:pPr>
               <w:jc w:val="center"/>
             </w:pPr>
-            <w:r/>
             <w:r>
               <w:rPr>
                 <w:rFonts w:ascii="Times New Roman" w:hAnsi="Times New Roman"/>
-                <w:sz w:val="22"/>
               </w:rPr>
               <w:t>httpbin.org/get</w:t>
             </w:r>
@@ -577,17 +895,15 @@
         </w:tc>
         <w:tc>
           <w:tcPr>
-            <w:tcW w:type="dxa" w:w="2108"/>
+            <w:tcW w:w="2108" w:type="dxa"/>
           </w:tcPr>
           <w:p>
             <w:pPr>
               <w:jc w:val="center"/>
             </w:pPr>
-            <w:r/>
             <w:r>
               <w:rPr>
                 <w:rFonts w:ascii="Times New Roman" w:hAnsi="Times New Roman"/>
-                <w:sz w:val="22"/>
               </w:rPr>
               <w:t>2</w:t>
             </w:r>
@@ -595,17 +911,15 @@
         </w:tc>
         <w:tc>
           <w:tcPr>
-            <w:tcW w:type="dxa" w:w="2108"/>
+            <w:tcW w:w="2108" w:type="dxa"/>
           </w:tcPr>
           <w:p>
             <w:pPr>
               <w:jc w:val="center"/>
             </w:pPr>
-            <w:r/>
             <w:r>
               <w:rPr>
                 <w:rFonts w:ascii="Times New Roman" w:hAnsi="Times New Roman"/>
-                <w:sz w:val="22"/>
               </w:rPr>
               <w:t>996</w:t>
             </w:r>
@@ -613,17 +927,15 @@
         </w:tc>
         <w:tc>
           <w:tcPr>
-            <w:tcW w:type="dxa" w:w="2108"/>
+            <w:tcW w:w="2108" w:type="dxa"/>
           </w:tcPr>
           <w:p>
             <w:pPr>
               <w:jc w:val="center"/>
             </w:pPr>
-            <w:r/>
             <w:r>
               <w:rPr>
                 <w:rFonts w:ascii="Times New Roman" w:hAnsi="Times New Roman"/>
-                <w:sz w:val="22"/>
               </w:rPr>
               <w:t>0.4</w:t>
             </w:r>
@@ -631,17 +943,15 @@
         </w:tc>
         <w:tc>
           <w:tcPr>
-            <w:tcW w:type="dxa" w:w="2108"/>
+            <w:tcW w:w="2108" w:type="dxa"/>
           </w:tcPr>
           <w:p>
             <w:pPr>
               <w:jc w:val="center"/>
             </w:pPr>
-            <w:r/>
             <w:r>
               <w:rPr>
                 <w:rFonts w:ascii="Times New Roman" w:hAnsi="Times New Roman"/>
-                <w:sz w:val="22"/>
               </w:rPr>
               <w:t>200 OK</w:t>
             </w:r>
@@ -649,19 +959,20 @@
         </w:tc>
       </w:tr>
       <w:tr>
+        <w:trPr>
+          <w:jc w:val="center"/>
+        </w:trPr>
         <w:tc>
           <w:tcPr>
-            <w:tcW w:type="dxa" w:w="2108"/>
+            <w:tcW w:w="2108" w:type="dxa"/>
           </w:tcPr>
           <w:p>
             <w:pPr>
               <w:jc w:val="center"/>
             </w:pPr>
-            <w:r/>
             <w:r>
               <w:rPr>
                 <w:rFonts w:ascii="Times New Roman" w:hAnsi="Times New Roman"/>
-                <w:sz w:val="22"/>
               </w:rPr>
               <w:t>httpbin.org/get</w:t>
             </w:r>
@@ -669,17 +980,15 @@
         </w:tc>
         <w:tc>
           <w:tcPr>
-            <w:tcW w:type="dxa" w:w="2108"/>
+            <w:tcW w:w="2108" w:type="dxa"/>
           </w:tcPr>
           <w:p>
             <w:pPr>
               <w:jc w:val="center"/>
             </w:pPr>
-            <w:r/>
             <w:r>
               <w:rPr>
                 <w:rFonts w:ascii="Times New Roman" w:hAnsi="Times New Roman"/>
-                <w:sz w:val="22"/>
               </w:rPr>
               <w:t>3</w:t>
             </w:r>
@@ -687,17 +996,15 @@
         </w:tc>
         <w:tc>
           <w:tcPr>
-            <w:tcW w:type="dxa" w:w="2108"/>
+            <w:tcW w:w="2108" w:type="dxa"/>
           </w:tcPr>
           <w:p>
             <w:pPr>
               <w:jc w:val="center"/>
             </w:pPr>
-            <w:r/>
             <w:r>
               <w:rPr>
                 <w:rFonts w:ascii="Times New Roman" w:hAnsi="Times New Roman"/>
-                <w:sz w:val="22"/>
               </w:rPr>
               <w:t>185</w:t>
             </w:r>
@@ -705,17 +1012,15 @@
         </w:tc>
         <w:tc>
           <w:tcPr>
-            <w:tcW w:type="dxa" w:w="2108"/>
+            <w:tcW w:w="2108" w:type="dxa"/>
           </w:tcPr>
           <w:p>
             <w:pPr>
               <w:jc w:val="center"/>
             </w:pPr>
-            <w:r/>
             <w:r>
               <w:rPr>
                 <w:rFonts w:ascii="Times New Roman" w:hAnsi="Times New Roman"/>
-                <w:sz w:val="22"/>
               </w:rPr>
               <w:t>0.4</w:t>
             </w:r>
@@ -723,17 +1028,15 @@
         </w:tc>
         <w:tc>
           <w:tcPr>
-            <w:tcW w:type="dxa" w:w="2108"/>
+            <w:tcW w:w="2108" w:type="dxa"/>
           </w:tcPr>
           <w:p>
             <w:pPr>
               <w:jc w:val="center"/>
             </w:pPr>
-            <w:r/>
             <w:r>
               <w:rPr>
                 <w:rFonts w:ascii="Times New Roman" w:hAnsi="Times New Roman"/>
-                <w:sz w:val="22"/>
               </w:rPr>
               <w:t>200 OK</w:t>
             </w:r>
@@ -741,19 +1044,20 @@
         </w:tc>
       </w:tr>
       <w:tr>
+        <w:trPr>
+          <w:jc w:val="center"/>
+        </w:trPr>
         <w:tc>
           <w:tcPr>
-            <w:tcW w:type="dxa" w:w="2108"/>
+            <w:tcW w:w="2108" w:type="dxa"/>
           </w:tcPr>
           <w:p>
             <w:pPr>
               <w:jc w:val="center"/>
             </w:pPr>
-            <w:r/>
             <w:r>
               <w:rPr>
                 <w:rFonts w:ascii="Times New Roman" w:hAnsi="Times New Roman"/>
-                <w:sz w:val="22"/>
               </w:rPr>
               <w:t>example.com</w:t>
             </w:r>
@@ -761,17 +1065,15 @@
         </w:tc>
         <w:tc>
           <w:tcPr>
-            <w:tcW w:type="dxa" w:w="2108"/>
+            <w:tcW w:w="2108" w:type="dxa"/>
           </w:tcPr>
           <w:p>
             <w:pPr>
               <w:jc w:val="center"/>
             </w:pPr>
-            <w:r/>
             <w:r>
               <w:rPr>
                 <w:rFonts w:ascii="Times New Roman" w:hAnsi="Times New Roman"/>
-                <w:sz w:val="22"/>
               </w:rPr>
               <w:t>1</w:t>
             </w:r>
@@ -779,17 +1081,15 @@
         </w:tc>
         <w:tc>
           <w:tcPr>
-            <w:tcW w:type="dxa" w:w="2108"/>
+            <w:tcW w:w="2108" w:type="dxa"/>
           </w:tcPr>
           <w:p>
             <w:pPr>
               <w:jc w:val="center"/>
             </w:pPr>
-            <w:r/>
             <w:r>
               <w:rPr>
                 <w:rFonts w:ascii="Times New Roman" w:hAnsi="Times New Roman"/>
-                <w:sz w:val="22"/>
               </w:rPr>
               <w:t>458</w:t>
             </w:r>
@@ -797,17 +1097,15 @@
         </w:tc>
         <w:tc>
           <w:tcPr>
-            <w:tcW w:type="dxa" w:w="2108"/>
+            <w:tcW w:w="2108" w:type="dxa"/>
           </w:tcPr>
           <w:p>
             <w:pPr>
               <w:jc w:val="center"/>
             </w:pPr>
-            <w:r/>
             <w:r>
               <w:rPr>
                 <w:rFonts w:ascii="Times New Roman" w:hAnsi="Times New Roman"/>
-                <w:sz w:val="22"/>
               </w:rPr>
               <w:t>0.3</w:t>
             </w:r>
@@ -815,17 +1113,15 @@
         </w:tc>
         <w:tc>
           <w:tcPr>
-            <w:tcW w:type="dxa" w:w="2108"/>
+            <w:tcW w:w="2108" w:type="dxa"/>
           </w:tcPr>
           <w:p>
             <w:pPr>
               <w:jc w:val="center"/>
             </w:pPr>
-            <w:r/>
             <w:r>
               <w:rPr>
                 <w:rFonts w:ascii="Times New Roman" w:hAnsi="Times New Roman"/>
-                <w:sz w:val="22"/>
               </w:rPr>
               <w:t>200 OK</w:t>
             </w:r>
@@ -833,19 +1129,106 @@
         </w:tc>
       </w:tr>
       <w:tr>
+        <w:trPr>
+          <w:jc w:val="center"/>
+        </w:trPr>
         <w:tc>
           <w:tcPr>
-            <w:tcW w:type="dxa" w:w="2108"/>
+            <w:tcW w:w="2108" w:type="dxa"/>
           </w:tcPr>
           <w:p>
             <w:pPr>
               <w:jc w:val="center"/>
             </w:pPr>
-            <w:r/>
             <w:r>
               <w:rPr>
                 <w:rFonts w:ascii="Times New Roman" w:hAnsi="Times New Roman"/>
-                <w:sz w:val="22"/>
+              </w:rPr>
+              <w:lastRenderedPageBreak/>
+              <w:t>example.com</w:t>
+            </w:r>
+          </w:p>
+        </w:tc>
+        <w:tc>
+          <w:tcPr>
+            <w:tcW w:w="2108" w:type="dxa"/>
+          </w:tcPr>
+          <w:p>
+            <w:pPr>
+              <w:jc w:val="center"/>
+            </w:pPr>
+            <w:r>
+              <w:rPr>
+                <w:rFonts w:ascii="Times New Roman" w:hAnsi="Times New Roman"/>
+              </w:rPr>
+              <w:t>2</w:t>
+            </w:r>
+          </w:p>
+        </w:tc>
+        <w:tc>
+          <w:tcPr>
+            <w:tcW w:w="2108" w:type="dxa"/>
+          </w:tcPr>
+          <w:p>
+            <w:pPr>
+              <w:jc w:val="center"/>
+            </w:pPr>
+            <w:r>
+              <w:rPr>
+                <w:rFonts w:ascii="Times New Roman" w:hAnsi="Times New Roman"/>
+              </w:rPr>
+              <w:t>111</w:t>
+            </w:r>
+          </w:p>
+        </w:tc>
+        <w:tc>
+          <w:tcPr>
+            <w:tcW w:w="2108" w:type="dxa"/>
+          </w:tcPr>
+          <w:p>
+            <w:pPr>
+              <w:jc w:val="center"/>
+            </w:pPr>
+            <w:r>
+              <w:rPr>
+                <w:rFonts w:ascii="Times New Roman" w:hAnsi="Times New Roman"/>
+              </w:rPr>
+              <w:t>0.3</w:t>
+            </w:r>
+          </w:p>
+        </w:tc>
+        <w:tc>
+          <w:tcPr>
+            <w:tcW w:w="2108" w:type="dxa"/>
+          </w:tcPr>
+          <w:p>
+            <w:pPr>
+              <w:jc w:val="center"/>
+            </w:pPr>
+            <w:r>
+              <w:rPr>
+                <w:rFonts w:ascii="Times New Roman" w:hAnsi="Times New Roman"/>
+              </w:rPr>
+              <w:t>200 OK</w:t>
+            </w:r>
+          </w:p>
+        </w:tc>
+      </w:tr>
+      <w:tr>
+        <w:trPr>
+          <w:jc w:val="center"/>
+        </w:trPr>
+        <w:tc>
+          <w:tcPr>
+            <w:tcW w:w="2108" w:type="dxa"/>
+          </w:tcPr>
+          <w:p>
+            <w:pPr>
+              <w:jc w:val="center"/>
+            </w:pPr>
+            <w:r>
+              <w:rPr>
+                <w:rFonts w:ascii="Times New Roman" w:hAnsi="Times New Roman"/>
               </w:rPr>
               <w:t>example.com</w:t>
             </w:r>
@@ -853,17 +1236,185 @@
         </w:tc>
         <w:tc>
           <w:tcPr>
-            <w:tcW w:type="dxa" w:w="2108"/>
+            <w:tcW w:w="2108" w:type="dxa"/>
           </w:tcPr>
           <w:p>
             <w:pPr>
               <w:jc w:val="center"/>
             </w:pPr>
-            <w:r/>
             <w:r>
               <w:rPr>
                 <w:rFonts w:ascii="Times New Roman" w:hAnsi="Times New Roman"/>
-                <w:sz w:val="22"/>
+              </w:rPr>
+              <w:t>3</w:t>
+            </w:r>
+          </w:p>
+        </w:tc>
+        <w:tc>
+          <w:tcPr>
+            <w:tcW w:w="2108" w:type="dxa"/>
+          </w:tcPr>
+          <w:p>
+            <w:pPr>
+              <w:jc w:val="center"/>
+            </w:pPr>
+            <w:r>
+              <w:rPr>
+                <w:rFonts w:ascii="Times New Roman" w:hAnsi="Times New Roman"/>
+              </w:rPr>
+              <w:t>106</w:t>
+            </w:r>
+          </w:p>
+        </w:tc>
+        <w:tc>
+          <w:tcPr>
+            <w:tcW w:w="2108" w:type="dxa"/>
+          </w:tcPr>
+          <w:p>
+            <w:pPr>
+              <w:jc w:val="center"/>
+            </w:pPr>
+            <w:r>
+              <w:rPr>
+                <w:rFonts w:ascii="Times New Roman" w:hAnsi="Times New Roman"/>
+              </w:rPr>
+              <w:t>0.3</w:t>
+            </w:r>
+          </w:p>
+        </w:tc>
+        <w:tc>
+          <w:tcPr>
+            <w:tcW w:w="2108" w:type="dxa"/>
+          </w:tcPr>
+          <w:p>
+            <w:pPr>
+              <w:jc w:val="center"/>
+            </w:pPr>
+            <w:r>
+              <w:rPr>
+                <w:rFonts w:ascii="Times New Roman" w:hAnsi="Times New Roman"/>
+              </w:rPr>
+              <w:t>200 OK</w:t>
+            </w:r>
+          </w:p>
+        </w:tc>
+      </w:tr>
+      <w:tr>
+        <w:trPr>
+          <w:jc w:val="center"/>
+        </w:trPr>
+        <w:tc>
+          <w:tcPr>
+            <w:tcW w:w="2108" w:type="dxa"/>
+          </w:tcPr>
+          <w:p>
+            <w:pPr>
+              <w:jc w:val="center"/>
+            </w:pPr>
+            <w:r>
+              <w:rPr>
+                <w:rFonts w:ascii="Times New Roman" w:hAnsi="Times New Roman"/>
+              </w:rPr>
+              <w:t>jsonplaceholder.../posts/1</w:t>
+            </w:r>
+          </w:p>
+        </w:tc>
+        <w:tc>
+          <w:tcPr>
+            <w:tcW w:w="2108" w:type="dxa"/>
+          </w:tcPr>
+          <w:p>
+            <w:pPr>
+              <w:jc w:val="center"/>
+            </w:pPr>
+            <w:r>
+              <w:rPr>
+                <w:rFonts w:ascii="Times New Roman" w:hAnsi="Times New Roman"/>
+              </w:rPr>
+              <w:t>1</w:t>
+            </w:r>
+          </w:p>
+        </w:tc>
+        <w:tc>
+          <w:tcPr>
+            <w:tcW w:w="2108" w:type="dxa"/>
+          </w:tcPr>
+          <w:p>
+            <w:pPr>
+              <w:jc w:val="center"/>
+            </w:pPr>
+            <w:r>
+              <w:rPr>
+                <w:rFonts w:ascii="Times New Roman" w:hAnsi="Times New Roman"/>
+              </w:rPr>
+              <w:t>356</w:t>
+            </w:r>
+          </w:p>
+        </w:tc>
+        <w:tc>
+          <w:tcPr>
+            <w:tcW w:w="2108" w:type="dxa"/>
+          </w:tcPr>
+          <w:p>
+            <w:pPr>
+              <w:jc w:val="center"/>
+            </w:pPr>
+            <w:r>
+              <w:rPr>
+                <w:rFonts w:ascii="Times New Roman" w:hAnsi="Times New Roman"/>
+              </w:rPr>
+              <w:t>0.3</w:t>
+            </w:r>
+          </w:p>
+        </w:tc>
+        <w:tc>
+          <w:tcPr>
+            <w:tcW w:w="2108" w:type="dxa"/>
+          </w:tcPr>
+          <w:p>
+            <w:pPr>
+              <w:jc w:val="center"/>
+            </w:pPr>
+            <w:r>
+              <w:rPr>
+                <w:rFonts w:ascii="Times New Roman" w:hAnsi="Times New Roman"/>
+              </w:rPr>
+              <w:t>200 OK</w:t>
+            </w:r>
+          </w:p>
+        </w:tc>
+      </w:tr>
+      <w:tr>
+        <w:trPr>
+          <w:jc w:val="center"/>
+        </w:trPr>
+        <w:tc>
+          <w:tcPr>
+            <w:tcW w:w="2108" w:type="dxa"/>
+          </w:tcPr>
+          <w:p>
+            <w:pPr>
+              <w:jc w:val="center"/>
+            </w:pPr>
+            <w:r>
+              <w:rPr>
+                <w:rFonts w:ascii="Times New Roman" w:hAnsi="Times New Roman"/>
+              </w:rPr>
+              <w:t>jsonplaceholder.../posts/1</w:t>
+            </w:r>
+          </w:p>
+        </w:tc>
+        <w:tc>
+          <w:tcPr>
+            <w:tcW w:w="2108" w:type="dxa"/>
+          </w:tcPr>
+          <w:p>
+            <w:pPr>
+              <w:jc w:val="center"/>
+            </w:pPr>
+            <w:r>
+              <w:rPr>
+                <w:rFonts w:ascii="Times New Roman" w:hAnsi="Times New Roman"/>
               </w:rPr>
               <w:t>2</w:t>
             </w:r>
@@ -871,35 +1422,31 @@
         </w:tc>
         <w:tc>
           <w:tcPr>
-            <w:tcW w:type="dxa" w:w="2108"/>
+            <w:tcW w:w="2108" w:type="dxa"/>
           </w:tcPr>
           <w:p>
             <w:pPr>
               <w:jc w:val="center"/>
             </w:pPr>
-            <w:r/>
             <w:r>
               <w:rPr>
                 <w:rFonts w:ascii="Times New Roman" w:hAnsi="Times New Roman"/>
-                <w:sz w:val="22"/>
               </w:rPr>
-              <w:t>111</w:t>
+              <w:t>638</w:t>
             </w:r>
           </w:p>
         </w:tc>
         <w:tc>
           <w:tcPr>
-            <w:tcW w:type="dxa" w:w="2108"/>
+            <w:tcW w:w="2108" w:type="dxa"/>
           </w:tcPr>
           <w:p>
             <w:pPr>
               <w:jc w:val="center"/>
             </w:pPr>
-            <w:r/>
             <w:r>
               <w:rPr>
                 <w:rFonts w:ascii="Times New Roman" w:hAnsi="Times New Roman"/>
-                <w:sz w:val="22"/>
               </w:rPr>
               <w:t>0.3</w:t>
             </w:r>
@@ -907,17 +1454,15 @@
         </w:tc>
         <w:tc>
           <w:tcPr>
-            <w:tcW w:type="dxa" w:w="2108"/>
+            <w:tcW w:w="2108" w:type="dxa"/>
           </w:tcPr>
           <w:p>
             <w:pPr>
               <w:jc w:val="center"/>
             </w:pPr>
-            <w:r/>
             <w:r>
               <w:rPr>
                 <w:rFonts w:ascii="Times New Roman" w:hAnsi="Times New Roman"/>
-                <w:sz w:val="22"/>
               </w:rPr>
               <w:t>200 OK</w:t>
             </w:r>
@@ -925,37 +1470,36 @@
         </w:tc>
       </w:tr>
       <w:tr>
+        <w:trPr>
+          <w:jc w:val="center"/>
+        </w:trPr>
         <w:tc>
           <w:tcPr>
-            <w:tcW w:type="dxa" w:w="2108"/>
+            <w:tcW w:w="2108" w:type="dxa"/>
           </w:tcPr>
           <w:p>
             <w:pPr>
               <w:jc w:val="center"/>
             </w:pPr>
-            <w:r/>
             <w:r>
               <w:rPr>
                 <w:rFonts w:ascii="Times New Roman" w:hAnsi="Times New Roman"/>
-                <w:sz w:val="22"/>
               </w:rPr>
-              <w:t>example.com</w:t>
+              <w:t>jsonplaceholder.../posts/1</w:t>
             </w:r>
           </w:p>
         </w:tc>
         <w:tc>
           <w:tcPr>
-            <w:tcW w:type="dxa" w:w="2108"/>
+            <w:tcW w:w="2108" w:type="dxa"/>
           </w:tcPr>
           <w:p>
             <w:pPr>
               <w:jc w:val="center"/>
             </w:pPr>
-            <w:r/>
             <w:r>
               <w:rPr>
                 <w:rFonts w:ascii="Times New Roman" w:hAnsi="Times New Roman"/>
-                <w:sz w:val="22"/>
               </w:rPr>
               <w:t>3</w:t>
             </w:r>
@@ -963,35 +1507,31 @@
         </w:tc>
         <w:tc>
           <w:tcPr>
-            <w:tcW w:type="dxa" w:w="2108"/>
+            <w:tcW w:w="2108" w:type="dxa"/>
           </w:tcPr>
           <w:p>
             <w:pPr>
               <w:jc w:val="center"/>
             </w:pPr>
-            <w:r/>
             <w:r>
               <w:rPr>
                 <w:rFonts w:ascii="Times New Roman" w:hAnsi="Times New Roman"/>
-                <w:sz w:val="22"/>
               </w:rPr>
-              <w:t>106</w:t>
+              <w:t>572</w:t>
             </w:r>
           </w:p>
         </w:tc>
         <w:tc>
           <w:tcPr>
-            <w:tcW w:type="dxa" w:w="2108"/>
+            <w:tcW w:w="2108" w:type="dxa"/>
           </w:tcPr>
           <w:p>
             <w:pPr>
               <w:jc w:val="center"/>
             </w:pPr>
-            <w:r/>
             <w:r>
               <w:rPr>
                 <w:rFonts w:ascii="Times New Roman" w:hAnsi="Times New Roman"/>
-                <w:sz w:val="22"/>
               </w:rPr>
               <w:t>0.3</w:t>
             </w:r>
@@ -999,293 +1539,15 @@
         </w:tc>
         <w:tc>
           <w:tcPr>
-            <w:tcW w:type="dxa" w:w="2108"/>
+            <w:tcW w:w="2108" w:type="dxa"/>
           </w:tcPr>
           <w:p>
             <w:pPr>
               <w:jc w:val="center"/>
             </w:pPr>
-            <w:r/>
             <w:r>
               <w:rPr>
                 <w:rFonts w:ascii="Times New Roman" w:hAnsi="Times New Roman"/>
-                <w:sz w:val="22"/>
-              </w:rPr>
-              <w:t>200 OK</w:t>
-            </w:r>
-          </w:p>
-        </w:tc>
-      </w:tr>
-      <w:tr>
-        <w:tc>
-          <w:tcPr>
-            <w:tcW w:type="dxa" w:w="2108"/>
-          </w:tcPr>
-          <w:p>
-            <w:pPr>
-              <w:jc w:val="center"/>
-            </w:pPr>
-            <w:r/>
-            <w:r>
-              <w:rPr>
-                <w:rFonts w:ascii="Times New Roman" w:hAnsi="Times New Roman"/>
-                <w:sz w:val="22"/>
-              </w:rPr>
-              <w:t>jsonplaceholder.../posts/1</w:t>
-            </w:r>
-          </w:p>
-        </w:tc>
-        <w:tc>
-          <w:tcPr>
-            <w:tcW w:type="dxa" w:w="2108"/>
-          </w:tcPr>
-          <w:p>
-            <w:pPr>
-              <w:jc w:val="center"/>
-            </w:pPr>
-            <w:r/>
-            <w:r>
-              <w:rPr>
-                <w:rFonts w:ascii="Times New Roman" w:hAnsi="Times New Roman"/>
-                <w:sz w:val="22"/>
-              </w:rPr>
-              <w:t>1</w:t>
-            </w:r>
-          </w:p>
-        </w:tc>
-        <w:tc>
-          <w:tcPr>
-            <w:tcW w:type="dxa" w:w="2108"/>
-          </w:tcPr>
-          <w:p>
-            <w:pPr>
-              <w:jc w:val="center"/>
-            </w:pPr>
-            <w:r/>
-            <w:r>
-              <w:rPr>
-                <w:rFonts w:ascii="Times New Roman" w:hAnsi="Times New Roman"/>
-                <w:sz w:val="22"/>
-              </w:rPr>
-              <w:t>356</w:t>
-            </w:r>
-          </w:p>
-        </w:tc>
-        <w:tc>
-          <w:tcPr>
-            <w:tcW w:type="dxa" w:w="2108"/>
-          </w:tcPr>
-          <w:p>
-            <w:pPr>
-              <w:jc w:val="center"/>
-            </w:pPr>
-            <w:r/>
-            <w:r>
-              <w:rPr>
-                <w:rFonts w:ascii="Times New Roman" w:hAnsi="Times New Roman"/>
-                <w:sz w:val="22"/>
-              </w:rPr>
-              <w:t>0.3</w:t>
-            </w:r>
-          </w:p>
-        </w:tc>
-        <w:tc>
-          <w:tcPr>
-            <w:tcW w:type="dxa" w:w="2108"/>
-          </w:tcPr>
-          <w:p>
-            <w:pPr>
-              <w:jc w:val="center"/>
-            </w:pPr>
-            <w:r/>
-            <w:r>
-              <w:rPr>
-                <w:rFonts w:ascii="Times New Roman" w:hAnsi="Times New Roman"/>
-                <w:sz w:val="22"/>
-              </w:rPr>
-              <w:t>200 OK</w:t>
-            </w:r>
-          </w:p>
-        </w:tc>
-      </w:tr>
-      <w:tr>
-        <w:tc>
-          <w:tcPr>
-            <w:tcW w:type="dxa" w:w="2108"/>
-          </w:tcPr>
-          <w:p>
-            <w:pPr>
-              <w:jc w:val="center"/>
-            </w:pPr>
-            <w:r/>
-            <w:r>
-              <w:rPr>
-                <w:rFonts w:ascii="Times New Roman" w:hAnsi="Times New Roman"/>
-                <w:sz w:val="22"/>
-              </w:rPr>
-              <w:t>jsonplaceholder.../posts/1</w:t>
-            </w:r>
-          </w:p>
-        </w:tc>
-        <w:tc>
-          <w:tcPr>
-            <w:tcW w:type="dxa" w:w="2108"/>
-          </w:tcPr>
-          <w:p>
-            <w:pPr>
-              <w:jc w:val="center"/>
-            </w:pPr>
-            <w:r/>
-            <w:r>
-              <w:rPr>
-                <w:rFonts w:ascii="Times New Roman" w:hAnsi="Times New Roman"/>
-                <w:sz w:val="22"/>
-              </w:rPr>
-              <w:t>2</w:t>
-            </w:r>
-          </w:p>
-        </w:tc>
-        <w:tc>
-          <w:tcPr>
-            <w:tcW w:type="dxa" w:w="2108"/>
-          </w:tcPr>
-          <w:p>
-            <w:pPr>
-              <w:jc w:val="center"/>
-            </w:pPr>
-            <w:r/>
-            <w:r>
-              <w:rPr>
-                <w:rFonts w:ascii="Times New Roman" w:hAnsi="Times New Roman"/>
-                <w:sz w:val="22"/>
-              </w:rPr>
-              <w:t>638</w:t>
-            </w:r>
-          </w:p>
-        </w:tc>
-        <w:tc>
-          <w:tcPr>
-            <w:tcW w:type="dxa" w:w="2108"/>
-          </w:tcPr>
-          <w:p>
-            <w:pPr>
-              <w:jc w:val="center"/>
-            </w:pPr>
-            <w:r/>
-            <w:r>
-              <w:rPr>
-                <w:rFonts w:ascii="Times New Roman" w:hAnsi="Times New Roman"/>
-                <w:sz w:val="22"/>
-              </w:rPr>
-              <w:t>0.3</w:t>
-            </w:r>
-          </w:p>
-        </w:tc>
-        <w:tc>
-          <w:tcPr>
-            <w:tcW w:type="dxa" w:w="2108"/>
-          </w:tcPr>
-          <w:p>
-            <w:pPr>
-              <w:jc w:val="center"/>
-            </w:pPr>
-            <w:r/>
-            <w:r>
-              <w:rPr>
-                <w:rFonts w:ascii="Times New Roman" w:hAnsi="Times New Roman"/>
-                <w:sz w:val="22"/>
-              </w:rPr>
-              <w:t>200 OK</w:t>
-            </w:r>
-          </w:p>
-        </w:tc>
-      </w:tr>
-      <w:tr>
-        <w:tc>
-          <w:tcPr>
-            <w:tcW w:type="dxa" w:w="2108"/>
-          </w:tcPr>
-          <w:p>
-            <w:pPr>
-              <w:jc w:val="center"/>
-            </w:pPr>
-            <w:r/>
-            <w:r>
-              <w:rPr>
-                <w:rFonts w:ascii="Times New Roman" w:hAnsi="Times New Roman"/>
-                <w:sz w:val="22"/>
-              </w:rPr>
-              <w:t>jsonplaceholder.../posts/1</w:t>
-            </w:r>
-          </w:p>
-        </w:tc>
-        <w:tc>
-          <w:tcPr>
-            <w:tcW w:type="dxa" w:w="2108"/>
-          </w:tcPr>
-          <w:p>
-            <w:pPr>
-              <w:jc w:val="center"/>
-            </w:pPr>
-            <w:r/>
-            <w:r>
-              <w:rPr>
-                <w:rFonts w:ascii="Times New Roman" w:hAnsi="Times New Roman"/>
-                <w:sz w:val="22"/>
-              </w:rPr>
-              <w:t>3</w:t>
-            </w:r>
-          </w:p>
-        </w:tc>
-        <w:tc>
-          <w:tcPr>
-            <w:tcW w:type="dxa" w:w="2108"/>
-          </w:tcPr>
-          <w:p>
-            <w:pPr>
-              <w:jc w:val="center"/>
-            </w:pPr>
-            <w:r/>
-            <w:r>
-              <w:rPr>
-                <w:rFonts w:ascii="Times New Roman" w:hAnsi="Times New Roman"/>
-                <w:sz w:val="22"/>
-              </w:rPr>
-              <w:t>572</w:t>
-            </w:r>
-          </w:p>
-        </w:tc>
-        <w:tc>
-          <w:tcPr>
-            <w:tcW w:type="dxa" w:w="2108"/>
-          </w:tcPr>
-          <w:p>
-            <w:pPr>
-              <w:jc w:val="center"/>
-            </w:pPr>
-            <w:r/>
-            <w:r>
-              <w:rPr>
-                <w:rFonts w:ascii="Times New Roman" w:hAnsi="Times New Roman"/>
-                <w:sz w:val="22"/>
-              </w:rPr>
-              <w:t>0.3</w:t>
-            </w:r>
-          </w:p>
-        </w:tc>
-        <w:tc>
-          <w:tcPr>
-            <w:tcW w:type="dxa" w:w="2108"/>
-          </w:tcPr>
-          <w:p>
-            <w:pPr>
-              <w:jc w:val="center"/>
-            </w:pPr>
-            <w:r/>
-            <w:r>
-              <w:rPr>
-                <w:rFonts w:ascii="Times New Roman" w:hAnsi="Times New Roman"/>
-                <w:sz w:val="22"/>
               </w:rPr>
               <w:t>200 OK</w:t>
             </w:r>
@@ -1296,7 +1558,6 @@
     <w:p>
       <w:pPr>
         <w:spacing w:before="120" w:after="0" w:line="420" w:lineRule="exact"/>
-        <w:ind w:firstLine="0"/>
         <w:jc w:val="both"/>
       </w:pPr>
       <w:r>
@@ -1305,68 +1566,285 @@
           <w:b/>
           <w:sz w:val="28"/>
         </w:rPr>
-        <w:t>5) Середнє навантаження (100 користувачів, Ramp-up 5 с)</w:t>
+        <w:t xml:space="preserve">5) </w:t>
+      </w:r>
+      <w:proofErr w:type="spellStart"/>
+      <w:r>
+        <w:rPr>
+          <w:rFonts w:ascii="Times New Roman" w:hAnsi="Times New Roman"/>
+          <w:b/>
+          <w:sz w:val="28"/>
+        </w:rPr>
+        <w:t>Середнє</w:t>
+      </w:r>
+      <w:proofErr w:type="spellEnd"/>
+      <w:r>
+        <w:rPr>
+          <w:rFonts w:ascii="Times New Roman" w:hAnsi="Times New Roman"/>
+          <w:b/>
+          <w:sz w:val="28"/>
+        </w:rPr>
+        <w:t xml:space="preserve"> </w:t>
+      </w:r>
+      <w:proofErr w:type="spellStart"/>
+      <w:r>
+        <w:rPr>
+          <w:rFonts w:ascii="Times New Roman" w:hAnsi="Times New Roman"/>
+          <w:b/>
+          <w:sz w:val="28"/>
+        </w:rPr>
+        <w:t>навантаження</w:t>
+      </w:r>
+      <w:proofErr w:type="spellEnd"/>
+      <w:r>
+        <w:rPr>
+          <w:rFonts w:ascii="Times New Roman" w:hAnsi="Times New Roman"/>
+          <w:b/>
+          <w:sz w:val="28"/>
+        </w:rPr>
+        <w:t xml:space="preserve"> (100 користувачів, Ramp-up 5 с)</w:t>
       </w:r>
     </w:p>
     <w:p>
       <w:pPr>
-        <w:spacing w:line="420" w:lineRule="exact" w:before="0" w:after="0"/>
+        <w:spacing w:after="0" w:line="420" w:lineRule="exact"/>
         <w:ind w:firstLine="720"/>
         <w:jc w:val="both"/>
+        <w:rPr>
+          <w:rFonts w:ascii="Times New Roman" w:hAnsi="Times New Roman"/>
+          <w:sz w:val="28"/>
+        </w:rPr>
       </w:pPr>
+      <w:r>
+        <w:drawing>
+          <wp:anchor distT="0" distB="0" distL="114300" distR="114300" simplePos="0" relativeHeight="251661312" behindDoc="0" locked="0" layoutInCell="1" allowOverlap="1" wp14:anchorId="5F2E0DCE" wp14:editId="5F4E2EE5">
+            <wp:simplePos x="0" y="0"/>
+            <wp:positionH relativeFrom="column">
+              <wp:posOffset>235888</wp:posOffset>
+            </wp:positionH>
+            <wp:positionV relativeFrom="paragraph">
+              <wp:posOffset>961390</wp:posOffset>
+            </wp:positionV>
+            <wp:extent cx="6469380" cy="1257935"/>
+            <wp:effectExtent l="0" t="0" r="7620" b="0"/>
+            <wp:wrapSquare wrapText="bothSides"/>
+            <wp:docPr id="2" name="Рисунок 2"/>
+            <wp:cNvGraphicFramePr>
+              <a:graphicFrameLocks xmlns:a="http://schemas.openxmlformats.org/drawingml/2006/main" noChangeAspect="1"/>
+            </wp:cNvGraphicFramePr>
+            <a:graphic xmlns:a="http://schemas.openxmlformats.org/drawingml/2006/main">
+              <a:graphicData uri="http://schemas.openxmlformats.org/drawingml/2006/picture">
+                <pic:pic xmlns:pic="http://schemas.openxmlformats.org/drawingml/2006/picture">
+                  <pic:nvPicPr>
+                    <pic:cNvPr id="1" name=""/>
+                    <pic:cNvPicPr/>
+                  </pic:nvPicPr>
+                  <pic:blipFill>
+                    <a:blip r:embed="rId9"/>
+                    <a:stretch>
+                      <a:fillRect/>
+                    </a:stretch>
+                  </pic:blipFill>
+                  <pic:spPr>
+                    <a:xfrm>
+                      <a:off x="0" y="0"/>
+                      <a:ext cx="6469380" cy="1257935"/>
+                    </a:xfrm>
+                    <a:prstGeom prst="rect">
+                      <a:avLst/>
+                    </a:prstGeom>
+                  </pic:spPr>
+                </pic:pic>
+              </a:graphicData>
+            </a:graphic>
+            <wp14:sizeRelH relativeFrom="margin">
+              <wp14:pctWidth>0</wp14:pctWidth>
+            </wp14:sizeRelH>
+            <wp14:sizeRelV relativeFrom="margin">
+              <wp14:pctHeight>0</wp14:pctHeight>
+            </wp14:sizeRelV>
+          </wp:anchor>
+        </w:drawing>
+      </w:r>
+      <w:proofErr w:type="spellStart"/>
       <w:r>
         <w:rPr>
           <w:rFonts w:ascii="Times New Roman" w:hAnsi="Times New Roman"/>
           <w:sz w:val="28"/>
         </w:rPr>
-        <w:t>Параметри Thread Group: Number of Threads = 100, Ramp-up period = 5 с, Loop Count = 1. Під час середнього навантаження спостерігалося збільшення часу відгуку порівняно з мінімальним навантаженням, проте всі запити завершились успішно.</w:t>
+        <w:t>Параметри</w:t>
       </w:r>
-    </w:p>
-    <w:p>
-      <w:pPr>
-        <w:spacing w:line="420" w:lineRule="exact" w:before="0" w:after="0"/>
-        <w:ind w:firstLine="0"/>
-        <w:jc w:val="center"/>
-      </w:pPr>
+      <w:proofErr w:type="spellEnd"/>
       <w:r>
         <w:rPr>
           <w:rFonts w:ascii="Times New Roman" w:hAnsi="Times New Roman"/>
           <w:sz w:val="28"/>
         </w:rPr>
-        <w:t>Таблиця 7.2 – Результати середнього навантаження</w:t>
+        <w:t xml:space="preserve"> Thread Group: Number of Threads = 100, Ramp-up period = 5 с, Loop Count = 1. Під час середнього навантаження спостерігалося збільшення часу відгу</w:t>
+      </w:r>
+      <w:r>
+        <w:rPr>
+          <w:rFonts w:ascii="Times New Roman" w:hAnsi="Times New Roman"/>
+          <w:sz w:val="28"/>
+        </w:rPr>
+        <w:t xml:space="preserve">ку порівняно з мінімальним навантаженням, проте </w:t>
+      </w:r>
+      <w:proofErr w:type="spellStart"/>
+      <w:r>
+        <w:rPr>
+          <w:rFonts w:ascii="Times New Roman" w:hAnsi="Times New Roman"/>
+          <w:sz w:val="28"/>
+        </w:rPr>
+        <w:t>всі</w:t>
+      </w:r>
+      <w:proofErr w:type="spellEnd"/>
+      <w:r>
+        <w:rPr>
+          <w:rFonts w:ascii="Times New Roman" w:hAnsi="Times New Roman"/>
+          <w:sz w:val="28"/>
+        </w:rPr>
+        <w:t xml:space="preserve"> </w:t>
+      </w:r>
+      <w:proofErr w:type="spellStart"/>
+      <w:r>
+        <w:rPr>
+          <w:rFonts w:ascii="Times New Roman" w:hAnsi="Times New Roman"/>
+          <w:sz w:val="28"/>
+        </w:rPr>
+        <w:t>запити</w:t>
+      </w:r>
+      <w:proofErr w:type="spellEnd"/>
+      <w:r>
+        <w:rPr>
+          <w:rFonts w:ascii="Times New Roman" w:hAnsi="Times New Roman"/>
+          <w:sz w:val="28"/>
+        </w:rPr>
+        <w:t xml:space="preserve"> </w:t>
+      </w:r>
+      <w:proofErr w:type="spellStart"/>
+      <w:r>
+        <w:rPr>
+          <w:rFonts w:ascii="Times New Roman" w:hAnsi="Times New Roman"/>
+          <w:sz w:val="28"/>
+        </w:rPr>
+        <w:t>завершились</w:t>
+      </w:r>
+      <w:proofErr w:type="spellEnd"/>
+      <w:r>
+        <w:rPr>
+          <w:rFonts w:ascii="Times New Roman" w:hAnsi="Times New Roman"/>
+          <w:sz w:val="28"/>
+        </w:rPr>
+        <w:t xml:space="preserve"> </w:t>
+      </w:r>
+      <w:proofErr w:type="spellStart"/>
+      <w:r>
+        <w:rPr>
+          <w:rFonts w:ascii="Times New Roman" w:hAnsi="Times New Roman"/>
+          <w:sz w:val="28"/>
+        </w:rPr>
+        <w:t>успішно</w:t>
+      </w:r>
+      <w:proofErr w:type="spellEnd"/>
+      <w:r>
+        <w:rPr>
+          <w:rFonts w:ascii="Times New Roman" w:hAnsi="Times New Roman"/>
+          <w:sz w:val="28"/>
+        </w:rPr>
+        <w:t>.</w:t>
+      </w:r>
+    </w:p>
+    <w:p>
+      <w:pPr>
+        <w:spacing w:after="0" w:line="420" w:lineRule="exact"/>
+        <w:ind w:firstLine="720"/>
+        <w:jc w:val="center"/>
+        <w:rPr>
+          <w:rFonts w:ascii="Times New Roman" w:hAnsi="Times New Roman" w:cs="Times New Roman"/>
+          <w:sz w:val="28"/>
+          <w:szCs w:val="28"/>
+          <w:lang w:val="uk-UA"/>
+        </w:rPr>
+      </w:pPr>
+      <w:r>
+        <w:rPr>
+          <w:rFonts w:ascii="Times New Roman" w:hAnsi="Times New Roman" w:cs="Times New Roman"/>
+          <w:sz w:val="28"/>
+          <w:szCs w:val="28"/>
+          <w:lang w:val="uk-UA"/>
+        </w:rPr>
+        <w:t>Рисунок 7.2 – Навантаження в 100 користувачів</w:t>
+      </w:r>
+    </w:p>
+    <w:p>
+      <w:pPr>
+        <w:spacing w:after="0" w:line="420" w:lineRule="exact"/>
+      </w:pPr>
+      <w:proofErr w:type="spellStart"/>
+      <w:r>
+        <w:rPr>
+          <w:rFonts w:ascii="Times New Roman" w:hAnsi="Times New Roman"/>
+          <w:sz w:val="28"/>
+        </w:rPr>
+        <w:t>Таблиця</w:t>
+      </w:r>
+      <w:proofErr w:type="spellEnd"/>
+      <w:r>
+        <w:rPr>
+          <w:rFonts w:ascii="Times New Roman" w:hAnsi="Times New Roman"/>
+          <w:sz w:val="28"/>
+        </w:rPr>
+        <w:t xml:space="preserve"> 7.2 – </w:t>
+      </w:r>
+      <w:proofErr w:type="spellStart"/>
+      <w:r>
+        <w:rPr>
+          <w:rFonts w:ascii="Times New Roman" w:hAnsi="Times New Roman"/>
+          <w:sz w:val="28"/>
+        </w:rPr>
+        <w:t>Результати</w:t>
+      </w:r>
+      <w:proofErr w:type="spellEnd"/>
+      <w:r>
+        <w:rPr>
+          <w:rFonts w:ascii="Times New Roman" w:hAnsi="Times New Roman"/>
+          <w:sz w:val="28"/>
+        </w:rPr>
+        <w:t xml:space="preserve"> середнього навантаження</w:t>
       </w:r>
     </w:p>
     <w:tbl>
       <w:tblPr>
         <w:tblStyle w:val="aff2"/>
-        <w:tblW w:type="auto" w:w="0"/>
+        <w:tblW w:w="0" w:type="auto"/>
         <w:jc w:val="center"/>
-        <w:tblLook w:firstColumn="1" w:firstRow="1" w:lastColumn="0" w:lastRow="0" w:noHBand="0" w:noVBand="1" w:val="04A0"/>
+        <w:tblLook w:val="04A0" w:firstRow="1" w:lastRow="0" w:firstColumn="1" w:lastColumn="0" w:noHBand="0" w:noVBand="1"/>
       </w:tblPr>
       <w:tblGrid>
-        <w:gridCol w:w="1756"/>
-        <w:gridCol w:w="1756"/>
-        <w:gridCol w:w="1756"/>
-        <w:gridCol w:w="1756"/>
-        <w:gridCol w:w="1756"/>
-        <w:gridCol w:w="1756"/>
+        <w:gridCol w:w="2459"/>
+        <w:gridCol w:w="1725"/>
+        <w:gridCol w:w="1596"/>
+        <w:gridCol w:w="1641"/>
+        <w:gridCol w:w="1673"/>
+        <w:gridCol w:w="1661"/>
       </w:tblGrid>
       <w:tr>
+        <w:trPr>
+          <w:jc w:val="center"/>
+        </w:trPr>
         <w:tc>
           <w:tcPr>
-            <w:tcW w:type="dxa" w:w="1756"/>
+            <w:tcW w:w="1756" w:type="dxa"/>
             <w:shd w:val="clear" w:color="auto" w:fill="D9D9D9"/>
           </w:tcPr>
           <w:p>
             <w:pPr>
               <w:jc w:val="center"/>
             </w:pPr>
-            <w:r/>
             <w:r>
               <w:rPr>
                 <w:rFonts w:ascii="Times New Roman" w:hAnsi="Times New Roman"/>
                 <w:b/>
-                <w:sz w:val="22"/>
               </w:rPr>
               <w:t>Сайт</w:t>
             </w:r>
@@ -1374,19 +1852,17 @@
         </w:tc>
         <w:tc>
           <w:tcPr>
-            <w:tcW w:type="dxa" w:w="1756"/>
+            <w:tcW w:w="1756" w:type="dxa"/>
             <w:shd w:val="clear" w:color="auto" w:fill="D9D9D9"/>
           </w:tcPr>
           <w:p>
             <w:pPr>
               <w:jc w:val="center"/>
             </w:pPr>
-            <w:r/>
             <w:r>
               <w:rPr>
                 <w:rFonts w:ascii="Times New Roman" w:hAnsi="Times New Roman"/>
                 <w:b/>
-                <w:sz w:val="22"/>
               </w:rPr>
               <w:t>Кіл-ть користувачів</w:t>
             </w:r>
@@ -1394,19 +1870,17 @@
         </w:tc>
         <w:tc>
           <w:tcPr>
-            <w:tcW w:type="dxa" w:w="1756"/>
+            <w:tcW w:w="1756" w:type="dxa"/>
             <w:shd w:val="clear" w:color="auto" w:fill="D9D9D9"/>
           </w:tcPr>
           <w:p>
             <w:pPr>
               <w:jc w:val="center"/>
             </w:pPr>
-            <w:r/>
             <w:r>
               <w:rPr>
                 <w:rFonts w:ascii="Times New Roman" w:hAnsi="Times New Roman"/>
                 <w:b/>
-                <w:sz w:val="22"/>
               </w:rPr>
               <w:t>Avg Load Time (мс)</w:t>
             </w:r>
@@ -1414,19 +1888,17 @@
         </w:tc>
         <w:tc>
           <w:tcPr>
-            <w:tcW w:type="dxa" w:w="1756"/>
+            <w:tcW w:w="1756" w:type="dxa"/>
             <w:shd w:val="clear" w:color="auto" w:fill="D9D9D9"/>
           </w:tcPr>
           <w:p>
             <w:pPr>
               <w:jc w:val="center"/>
             </w:pPr>
-            <w:r/>
             <w:r>
               <w:rPr>
                 <w:rFonts w:ascii="Times New Roman" w:hAnsi="Times New Roman"/>
                 <w:b/>
-                <w:sz w:val="22"/>
               </w:rPr>
               <w:t>Avg Connect Time (мс)</w:t>
             </w:r>
@@ -1434,19 +1906,17 @@
         </w:tc>
         <w:tc>
           <w:tcPr>
-            <w:tcW w:type="dxa" w:w="1756"/>
+            <w:tcW w:w="1756" w:type="dxa"/>
             <w:shd w:val="clear" w:color="auto" w:fill="D9D9D9"/>
           </w:tcPr>
           <w:p>
             <w:pPr>
               <w:jc w:val="center"/>
             </w:pPr>
-            <w:r/>
             <w:r>
               <w:rPr>
                 <w:rFonts w:ascii="Times New Roman" w:hAnsi="Times New Roman"/>
                 <w:b/>
-                <w:sz w:val="22"/>
               </w:rPr>
               <w:t>Успішних</w:t>
             </w:r>
@@ -1454,19 +1924,17 @@
         </w:tc>
         <w:tc>
           <w:tcPr>
-            <w:tcW w:type="dxa" w:w="1756"/>
+            <w:tcW w:w="1756" w:type="dxa"/>
             <w:shd w:val="clear" w:color="auto" w:fill="D9D9D9"/>
           </w:tcPr>
           <w:p>
             <w:pPr>
               <w:jc w:val="center"/>
             </w:pPr>
-            <w:r/>
             <w:r>
               <w:rPr>
                 <w:rFonts w:ascii="Times New Roman" w:hAnsi="Times New Roman"/>
                 <w:b/>
-                <w:sz w:val="22"/>
               </w:rPr>
               <w:t>Помилок</w:t>
             </w:r>
@@ -1474,19 +1942,20 @@
         </w:tc>
       </w:tr>
       <w:tr>
+        <w:trPr>
+          <w:jc w:val="center"/>
+        </w:trPr>
         <w:tc>
           <w:tcPr>
-            <w:tcW w:type="dxa" w:w="1756"/>
+            <w:tcW w:w="1756" w:type="dxa"/>
           </w:tcPr>
           <w:p>
             <w:pPr>
               <w:jc w:val="center"/>
             </w:pPr>
-            <w:r/>
             <w:r>
               <w:rPr>
                 <w:rFonts w:ascii="Times New Roman" w:hAnsi="Times New Roman"/>
-                <w:sz w:val="22"/>
               </w:rPr>
               <w:t>httpbin.org/get</w:t>
             </w:r>
@@ -1494,17 +1963,15 @@
         </w:tc>
         <w:tc>
           <w:tcPr>
-            <w:tcW w:type="dxa" w:w="1756"/>
+            <w:tcW w:w="1756" w:type="dxa"/>
           </w:tcPr>
           <w:p>
             <w:pPr>
               <w:jc w:val="center"/>
             </w:pPr>
-            <w:r/>
             <w:r>
               <w:rPr>
                 <w:rFonts w:ascii="Times New Roman" w:hAnsi="Times New Roman"/>
-                <w:sz w:val="22"/>
               </w:rPr>
               <w:t>20</w:t>
             </w:r>
@@ -1512,17 +1979,15 @@
         </w:tc>
         <w:tc>
           <w:tcPr>
-            <w:tcW w:type="dxa" w:w="1756"/>
+            <w:tcW w:w="1756" w:type="dxa"/>
           </w:tcPr>
           <w:p>
             <w:pPr>
               <w:jc w:val="center"/>
             </w:pPr>
-            <w:r/>
             <w:r>
               <w:rPr>
                 <w:rFonts w:ascii="Times New Roman" w:hAnsi="Times New Roman"/>
-                <w:sz w:val="22"/>
               </w:rPr>
               <w:t>401</w:t>
             </w:r>
@@ -1530,17 +1995,15 @@
         </w:tc>
         <w:tc>
           <w:tcPr>
-            <w:tcW w:type="dxa" w:w="1756"/>
+            <w:tcW w:w="1756" w:type="dxa"/>
           </w:tcPr>
           <w:p>
             <w:pPr>
               <w:jc w:val="center"/>
             </w:pPr>
-            <w:r/>
             <w:r>
               <w:rPr>
                 <w:rFonts w:ascii="Times New Roman" w:hAnsi="Times New Roman"/>
-                <w:sz w:val="22"/>
               </w:rPr>
               <w:t>3.1</w:t>
             </w:r>
@@ -1548,17 +2011,15 @@
         </w:tc>
         <w:tc>
           <w:tcPr>
-            <w:tcW w:type="dxa" w:w="1756"/>
+            <w:tcW w:w="1756" w:type="dxa"/>
           </w:tcPr>
           <w:p>
             <w:pPr>
               <w:jc w:val="center"/>
             </w:pPr>
-            <w:r/>
             <w:r>
               <w:rPr>
                 <w:rFonts w:ascii="Times New Roman" w:hAnsi="Times New Roman"/>
-                <w:sz w:val="22"/>
               </w:rPr>
               <w:t>20</w:t>
             </w:r>
@@ -1566,17 +2027,15 @@
         </w:tc>
         <w:tc>
           <w:tcPr>
-            <w:tcW w:type="dxa" w:w="1756"/>
+            <w:tcW w:w="1756" w:type="dxa"/>
           </w:tcPr>
           <w:p>
             <w:pPr>
               <w:jc w:val="center"/>
             </w:pPr>
-            <w:r/>
             <w:r>
               <w:rPr>
                 <w:rFonts w:ascii="Times New Roman" w:hAnsi="Times New Roman"/>
-                <w:sz w:val="22"/>
               </w:rPr>
               <w:t>0</w:t>
             </w:r>
@@ -1584,19 +2043,20 @@
         </w:tc>
       </w:tr>
       <w:tr>
+        <w:trPr>
+          <w:jc w:val="center"/>
+        </w:trPr>
         <w:tc>
           <w:tcPr>
-            <w:tcW w:type="dxa" w:w="1756"/>
+            <w:tcW w:w="1756" w:type="dxa"/>
           </w:tcPr>
           <w:p>
             <w:pPr>
               <w:jc w:val="center"/>
             </w:pPr>
-            <w:r/>
             <w:r>
               <w:rPr>
                 <w:rFonts w:ascii="Times New Roman" w:hAnsi="Times New Roman"/>
-                <w:sz w:val="22"/>
               </w:rPr>
               <w:t>httpbin.org/get</w:t>
             </w:r>
@@ -1604,17 +2064,15 @@
         </w:tc>
         <w:tc>
           <w:tcPr>
-            <w:tcW w:type="dxa" w:w="1756"/>
+            <w:tcW w:w="1756" w:type="dxa"/>
           </w:tcPr>
           <w:p>
             <w:pPr>
               <w:jc w:val="center"/>
             </w:pPr>
-            <w:r/>
             <w:r>
               <w:rPr>
                 <w:rFonts w:ascii="Times New Roman" w:hAnsi="Times New Roman"/>
-                <w:sz w:val="22"/>
               </w:rPr>
               <w:t>50</w:t>
             </w:r>
@@ -1622,17 +2080,15 @@
         </w:tc>
         <w:tc>
           <w:tcPr>
-            <w:tcW w:type="dxa" w:w="1756"/>
+            <w:tcW w:w="1756" w:type="dxa"/>
           </w:tcPr>
           <w:p>
             <w:pPr>
               <w:jc w:val="center"/>
             </w:pPr>
-            <w:r/>
             <w:r>
               <w:rPr>
                 <w:rFonts w:ascii="Times New Roman" w:hAnsi="Times New Roman"/>
-                <w:sz w:val="22"/>
               </w:rPr>
               <w:t>479</w:t>
             </w:r>
@@ -1640,17 +2096,15 @@
         </w:tc>
         <w:tc>
           <w:tcPr>
-            <w:tcW w:type="dxa" w:w="1756"/>
+            <w:tcW w:w="1756" w:type="dxa"/>
           </w:tcPr>
           <w:p>
             <w:pPr>
               <w:jc w:val="center"/>
             </w:pPr>
-            <w:r/>
             <w:r>
               <w:rPr>
                 <w:rFonts w:ascii="Times New Roman" w:hAnsi="Times New Roman"/>
-                <w:sz w:val="22"/>
               </w:rPr>
               <w:t>10.4</w:t>
             </w:r>
@@ -1658,17 +2112,15 @@
         </w:tc>
         <w:tc>
           <w:tcPr>
-            <w:tcW w:type="dxa" w:w="1756"/>
+            <w:tcW w:w="1756" w:type="dxa"/>
           </w:tcPr>
           <w:p>
             <w:pPr>
               <w:jc w:val="center"/>
             </w:pPr>
-            <w:r/>
             <w:r>
               <w:rPr>
                 <w:rFonts w:ascii="Times New Roman" w:hAnsi="Times New Roman"/>
-                <w:sz w:val="22"/>
               </w:rPr>
               <w:t>50</w:t>
             </w:r>
@@ -1676,17 +2128,15 @@
         </w:tc>
         <w:tc>
           <w:tcPr>
-            <w:tcW w:type="dxa" w:w="1756"/>
+            <w:tcW w:w="1756" w:type="dxa"/>
           </w:tcPr>
           <w:p>
             <w:pPr>
               <w:jc w:val="center"/>
             </w:pPr>
-            <w:r/>
             <w:r>
               <w:rPr>
                 <w:rFonts w:ascii="Times New Roman" w:hAnsi="Times New Roman"/>
-                <w:sz w:val="22"/>
               </w:rPr>
               <w:t>0</w:t>
             </w:r>
@@ -1694,19 +2144,20 @@
         </w:tc>
       </w:tr>
       <w:tr>
+        <w:trPr>
+          <w:jc w:val="center"/>
+        </w:trPr>
         <w:tc>
           <w:tcPr>
-            <w:tcW w:type="dxa" w:w="1756"/>
+            <w:tcW w:w="1756" w:type="dxa"/>
           </w:tcPr>
           <w:p>
             <w:pPr>
               <w:jc w:val="center"/>
             </w:pPr>
-            <w:r/>
             <w:r>
               <w:rPr>
                 <w:rFonts w:ascii="Times New Roman" w:hAnsi="Times New Roman"/>
-                <w:sz w:val="22"/>
               </w:rPr>
               <w:t>httpbin.org/get</w:t>
             </w:r>
@@ -1714,17 +2165,15 @@
         </w:tc>
         <w:tc>
           <w:tcPr>
-            <w:tcW w:type="dxa" w:w="1756"/>
+            <w:tcW w:w="1756" w:type="dxa"/>
           </w:tcPr>
           <w:p>
             <w:pPr>
               <w:jc w:val="center"/>
             </w:pPr>
-            <w:r/>
             <w:r>
               <w:rPr>
                 <w:rFonts w:ascii="Times New Roman" w:hAnsi="Times New Roman"/>
-                <w:sz w:val="22"/>
               </w:rPr>
               <w:t>100</w:t>
             </w:r>
@@ -1732,17 +2181,15 @@
         </w:tc>
         <w:tc>
           <w:tcPr>
-            <w:tcW w:type="dxa" w:w="1756"/>
+            <w:tcW w:w="1756" w:type="dxa"/>
           </w:tcPr>
           <w:p>
             <w:pPr>
               <w:jc w:val="center"/>
             </w:pPr>
-            <w:r/>
             <w:r>
               <w:rPr>
                 <w:rFonts w:ascii="Times New Roman" w:hAnsi="Times New Roman"/>
-                <w:sz w:val="22"/>
               </w:rPr>
               <w:t>704</w:t>
             </w:r>
@@ -1750,17 +2197,15 @@
         </w:tc>
         <w:tc>
           <w:tcPr>
-            <w:tcW w:type="dxa" w:w="1756"/>
+            <w:tcW w:w="1756" w:type="dxa"/>
           </w:tcPr>
           <w:p>
             <w:pPr>
               <w:jc w:val="center"/>
             </w:pPr>
-            <w:r/>
             <w:r>
               <w:rPr>
                 <w:rFonts w:ascii="Times New Roman" w:hAnsi="Times New Roman"/>
-                <w:sz w:val="22"/>
               </w:rPr>
               <w:t>14.6</w:t>
             </w:r>
@@ -1768,17 +2213,15 @@
         </w:tc>
         <w:tc>
           <w:tcPr>
-            <w:tcW w:type="dxa" w:w="1756"/>
+            <w:tcW w:w="1756" w:type="dxa"/>
           </w:tcPr>
           <w:p>
             <w:pPr>
               <w:jc w:val="center"/>
             </w:pPr>
-            <w:r/>
             <w:r>
               <w:rPr>
                 <w:rFonts w:ascii="Times New Roman" w:hAnsi="Times New Roman"/>
-                <w:sz w:val="22"/>
               </w:rPr>
               <w:t>100</w:t>
             </w:r>
@@ -1786,17 +2229,15 @@
         </w:tc>
         <w:tc>
           <w:tcPr>
-            <w:tcW w:type="dxa" w:w="1756"/>
+            <w:tcW w:w="1756" w:type="dxa"/>
           </w:tcPr>
           <w:p>
             <w:pPr>
               <w:jc w:val="center"/>
             </w:pPr>
-            <w:r/>
             <w:r>
               <w:rPr>
                 <w:rFonts w:ascii="Times New Roman" w:hAnsi="Times New Roman"/>
-                <w:sz w:val="22"/>
               </w:rPr>
               <w:t>0</w:t>
             </w:r>
@@ -1804,19 +2245,20 @@
         </w:tc>
       </w:tr>
       <w:tr>
+        <w:trPr>
+          <w:jc w:val="center"/>
+        </w:trPr>
         <w:tc>
           <w:tcPr>
-            <w:tcW w:type="dxa" w:w="1756"/>
+            <w:tcW w:w="1756" w:type="dxa"/>
           </w:tcPr>
           <w:p>
             <w:pPr>
               <w:jc w:val="center"/>
             </w:pPr>
-            <w:r/>
             <w:r>
               <w:rPr>
                 <w:rFonts w:ascii="Times New Roman" w:hAnsi="Times New Roman"/>
-                <w:sz w:val="22"/>
               </w:rPr>
               <w:t>example.com</w:t>
             </w:r>
@@ -1824,17 +2266,15 @@
         </w:tc>
         <w:tc>
           <w:tcPr>
-            <w:tcW w:type="dxa" w:w="1756"/>
+            <w:tcW w:w="1756" w:type="dxa"/>
           </w:tcPr>
           <w:p>
             <w:pPr>
               <w:jc w:val="center"/>
             </w:pPr>
-            <w:r/>
             <w:r>
               <w:rPr>
                 <w:rFonts w:ascii="Times New Roman" w:hAnsi="Times New Roman"/>
-                <w:sz w:val="22"/>
               </w:rPr>
               <w:t>50</w:t>
             </w:r>
@@ -1842,17 +2282,15 @@
         </w:tc>
         <w:tc>
           <w:tcPr>
-            <w:tcW w:type="dxa" w:w="1756"/>
+            <w:tcW w:w="1756" w:type="dxa"/>
           </w:tcPr>
           <w:p>
             <w:pPr>
               <w:jc w:val="center"/>
             </w:pPr>
-            <w:r/>
             <w:r>
               <w:rPr>
                 <w:rFonts w:ascii="Times New Roman" w:hAnsi="Times New Roman"/>
-                <w:sz w:val="22"/>
               </w:rPr>
               <w:t>363</w:t>
             </w:r>
@@ -1860,17 +2298,15 @@
         </w:tc>
         <w:tc>
           <w:tcPr>
-            <w:tcW w:type="dxa" w:w="1756"/>
+            <w:tcW w:w="1756" w:type="dxa"/>
           </w:tcPr>
           <w:p>
             <w:pPr>
               <w:jc w:val="center"/>
             </w:pPr>
-            <w:r/>
             <w:r>
               <w:rPr>
                 <w:rFonts w:ascii="Times New Roman" w:hAnsi="Times New Roman"/>
-                <w:sz w:val="22"/>
               </w:rPr>
               <w:t>9.7</w:t>
             </w:r>
@@ -1878,17 +2314,15 @@
         </w:tc>
         <w:tc>
           <w:tcPr>
-            <w:tcW w:type="dxa" w:w="1756"/>
+            <w:tcW w:w="1756" w:type="dxa"/>
           </w:tcPr>
           <w:p>
             <w:pPr>
               <w:jc w:val="center"/>
             </w:pPr>
-            <w:r/>
             <w:r>
               <w:rPr>
                 <w:rFonts w:ascii="Times New Roman" w:hAnsi="Times New Roman"/>
-                <w:sz w:val="22"/>
               </w:rPr>
               <w:t>50</w:t>
             </w:r>
@@ -1896,17 +2330,15 @@
         </w:tc>
         <w:tc>
           <w:tcPr>
-            <w:tcW w:type="dxa" w:w="1756"/>
+            <w:tcW w:w="1756" w:type="dxa"/>
           </w:tcPr>
           <w:p>
             <w:pPr>
               <w:jc w:val="center"/>
             </w:pPr>
-            <w:r/>
             <w:r>
               <w:rPr>
                 <w:rFonts w:ascii="Times New Roman" w:hAnsi="Times New Roman"/>
-                <w:sz w:val="22"/>
               </w:rPr>
               <w:t>0</w:t>
             </w:r>
@@ -1914,19 +2346,20 @@
         </w:tc>
       </w:tr>
       <w:tr>
+        <w:trPr>
+          <w:jc w:val="center"/>
+        </w:trPr>
         <w:tc>
           <w:tcPr>
-            <w:tcW w:type="dxa" w:w="1756"/>
+            <w:tcW w:w="1756" w:type="dxa"/>
           </w:tcPr>
           <w:p>
             <w:pPr>
               <w:jc w:val="center"/>
             </w:pPr>
-            <w:r/>
             <w:r>
               <w:rPr>
                 <w:rFonts w:ascii="Times New Roman" w:hAnsi="Times New Roman"/>
-                <w:sz w:val="22"/>
               </w:rPr>
               <w:t>jsonplaceholder.../posts/1</w:t>
             </w:r>
@@ -1934,17 +2367,15 @@
         </w:tc>
         <w:tc>
           <w:tcPr>
-            <w:tcW w:type="dxa" w:w="1756"/>
+            <w:tcW w:w="1756" w:type="dxa"/>
           </w:tcPr>
           <w:p>
             <w:pPr>
               <w:jc w:val="center"/>
             </w:pPr>
-            <w:r/>
             <w:r>
               <w:rPr>
                 <w:rFonts w:ascii="Times New Roman" w:hAnsi="Times New Roman"/>
-                <w:sz w:val="22"/>
               </w:rPr>
               <w:t>20</w:t>
             </w:r>
@@ -1952,17 +2383,15 @@
         </w:tc>
         <w:tc>
           <w:tcPr>
-            <w:tcW w:type="dxa" w:w="1756"/>
+            <w:tcW w:w="1756" w:type="dxa"/>
           </w:tcPr>
           <w:p>
             <w:pPr>
               <w:jc w:val="center"/>
             </w:pPr>
-            <w:r/>
             <w:r>
               <w:rPr>
                 <w:rFonts w:ascii="Times New Roman" w:hAnsi="Times New Roman"/>
-                <w:sz w:val="22"/>
               </w:rPr>
               <w:t>302</w:t>
             </w:r>
@@ -1970,17 +2399,15 @@
         </w:tc>
         <w:tc>
           <w:tcPr>
-            <w:tcW w:type="dxa" w:w="1756"/>
+            <w:tcW w:w="1756" w:type="dxa"/>
           </w:tcPr>
           <w:p>
             <w:pPr>
               <w:jc w:val="center"/>
             </w:pPr>
-            <w:r/>
             <w:r>
               <w:rPr>
                 <w:rFonts w:ascii="Times New Roman" w:hAnsi="Times New Roman"/>
-                <w:sz w:val="22"/>
               </w:rPr>
               <w:t>—</w:t>
             </w:r>
@@ -1988,17 +2415,15 @@
         </w:tc>
         <w:tc>
           <w:tcPr>
-            <w:tcW w:type="dxa" w:w="1756"/>
+            <w:tcW w:w="1756" w:type="dxa"/>
           </w:tcPr>
           <w:p>
             <w:pPr>
               <w:jc w:val="center"/>
             </w:pPr>
-            <w:r/>
             <w:r>
               <w:rPr>
                 <w:rFonts w:ascii="Times New Roman" w:hAnsi="Times New Roman"/>
-                <w:sz w:val="22"/>
               </w:rPr>
               <w:t>20</w:t>
             </w:r>
@@ -2006,17 +2431,15 @@
         </w:tc>
         <w:tc>
           <w:tcPr>
-            <w:tcW w:type="dxa" w:w="1756"/>
+            <w:tcW w:w="1756" w:type="dxa"/>
           </w:tcPr>
           <w:p>
             <w:pPr>
               <w:jc w:val="center"/>
             </w:pPr>
-            <w:r/>
             <w:r>
               <w:rPr>
                 <w:rFonts w:ascii="Times New Roman" w:hAnsi="Times New Roman"/>
-                <w:sz w:val="22"/>
               </w:rPr>
               <w:t>0</w:t>
             </w:r>
@@ -2024,19 +2447,20 @@
         </w:tc>
       </w:tr>
       <w:tr>
+        <w:trPr>
+          <w:jc w:val="center"/>
+        </w:trPr>
         <w:tc>
           <w:tcPr>
-            <w:tcW w:type="dxa" w:w="1756"/>
+            <w:tcW w:w="1756" w:type="dxa"/>
           </w:tcPr>
           <w:p>
             <w:pPr>
               <w:jc w:val="center"/>
             </w:pPr>
-            <w:r/>
             <w:r>
               <w:rPr>
                 <w:rFonts w:ascii="Times New Roman" w:hAnsi="Times New Roman"/>
-                <w:sz w:val="22"/>
               </w:rPr>
               <w:t>jsonplaceholder.../posts/1</w:t>
             </w:r>
@@ -2044,17 +2468,15 @@
         </w:tc>
         <w:tc>
           <w:tcPr>
-            <w:tcW w:type="dxa" w:w="1756"/>
+            <w:tcW w:w="1756" w:type="dxa"/>
           </w:tcPr>
           <w:p>
             <w:pPr>
               <w:jc w:val="center"/>
             </w:pPr>
-            <w:r/>
             <w:r>
               <w:rPr>
                 <w:rFonts w:ascii="Times New Roman" w:hAnsi="Times New Roman"/>
-                <w:sz w:val="22"/>
               </w:rPr>
               <w:t>50</w:t>
             </w:r>
@@ -2062,17 +2484,15 @@
         </w:tc>
         <w:tc>
           <w:tcPr>
-            <w:tcW w:type="dxa" w:w="1756"/>
+            <w:tcW w:w="1756" w:type="dxa"/>
           </w:tcPr>
           <w:p>
             <w:pPr>
               <w:jc w:val="center"/>
             </w:pPr>
-            <w:r/>
             <w:r>
               <w:rPr>
                 <w:rFonts w:ascii="Times New Roman" w:hAnsi="Times New Roman"/>
-                <w:sz w:val="22"/>
               </w:rPr>
               <w:t>365</w:t>
             </w:r>
@@ -2080,17 +2500,15 @@
         </w:tc>
         <w:tc>
           <w:tcPr>
-            <w:tcW w:type="dxa" w:w="1756"/>
+            <w:tcW w:w="1756" w:type="dxa"/>
           </w:tcPr>
           <w:p>
             <w:pPr>
               <w:jc w:val="center"/>
             </w:pPr>
-            <w:r/>
             <w:r>
               <w:rPr>
                 <w:rFonts w:ascii="Times New Roman" w:hAnsi="Times New Roman"/>
-                <w:sz w:val="22"/>
               </w:rPr>
               <w:t>—</w:t>
             </w:r>
@@ -2098,17 +2516,15 @@
         </w:tc>
         <w:tc>
           <w:tcPr>
-            <w:tcW w:type="dxa" w:w="1756"/>
+            <w:tcW w:w="1756" w:type="dxa"/>
           </w:tcPr>
           <w:p>
             <w:pPr>
               <w:jc w:val="center"/>
             </w:pPr>
-            <w:r/>
             <w:r>
               <w:rPr>
                 <w:rFonts w:ascii="Times New Roman" w:hAnsi="Times New Roman"/>
-                <w:sz w:val="22"/>
               </w:rPr>
               <w:t>50</w:t>
             </w:r>
@@ -2116,17 +2532,15 @@
         </w:tc>
         <w:tc>
           <w:tcPr>
-            <w:tcW w:type="dxa" w:w="1756"/>
+            <w:tcW w:w="1756" w:type="dxa"/>
           </w:tcPr>
           <w:p>
             <w:pPr>
               <w:jc w:val="center"/>
             </w:pPr>
-            <w:r/>
             <w:r>
               <w:rPr>
                 <w:rFonts w:ascii="Times New Roman" w:hAnsi="Times New Roman"/>
-                <w:sz w:val="22"/>
               </w:rPr>
               <w:t>0</w:t>
             </w:r>
@@ -2137,7 +2551,6 @@
     <w:p>
       <w:pPr>
         <w:spacing w:before="120" w:after="0" w:line="420" w:lineRule="exact"/>
-        <w:ind w:firstLine="0"/>
         <w:jc w:val="both"/>
       </w:pPr>
       <w:r>
@@ -2151,7 +2564,7 @@
     </w:p>
     <w:p>
       <w:pPr>
-        <w:spacing w:line="420" w:lineRule="exact" w:before="0" w:after="0"/>
+        <w:spacing w:after="0" w:line="420" w:lineRule="exact"/>
         <w:ind w:firstLine="720"/>
         <w:jc w:val="both"/>
       </w:pPr>
@@ -2160,12 +2573,19 @@
           <w:rFonts w:ascii="Times New Roman" w:hAnsi="Times New Roman"/>
           <w:sz w:val="28"/>
         </w:rPr>
-        <w:t>Для стрес-тестування кількість паралельних користувачів поступово збільшувалася. При тестуванні httpbin.org та example.com з кількістю 300 паралельних запитів усі запити завершились успішно, проте середній час відгуку зріс до 1140 мс.</w:t>
+        <w:t xml:space="preserve">Для </w:t>
+      </w:r>
+      <w:r>
+        <w:rPr>
+          <w:rFonts w:ascii="Times New Roman" w:hAnsi="Times New Roman"/>
+          <w:sz w:val="28"/>
+        </w:rPr>
+        <w:t>стрес-тестування кількість паралельних користувачів поступово збільшувалася. При тестуванні httpbin.org та example.com з кількістю 300 паралельних запитів усі запити завершились успішно, проте середній час відгуку зріс до 1140 мс.</w:t>
       </w:r>
     </w:p>
     <w:p>
       <w:pPr>
-        <w:spacing w:line="420" w:lineRule="exact" w:before="0" w:after="0"/>
+        <w:spacing w:after="0" w:line="420" w:lineRule="exact"/>
         <w:ind w:firstLine="720"/>
         <w:jc w:val="both"/>
       </w:pPr>
@@ -2174,55 +2594,76 @@
           <w:rFonts w:ascii="Times New Roman" w:hAnsi="Times New Roman"/>
           <w:sz w:val="28"/>
         </w:rPr>
-        <w:t>Для отримання відмов було проведено тест з ендпоінтом /delay/0.5 (штучна затримка 0.5 с) при 500 паралельних користувачах та жорстким таймаутом 1 с. У цьому сценарії всі запити перевищили ліміт очікування і отримали статус помилки (Connection timed out).</w:t>
+        <w:t>Для отримання відмов було</w:t>
+      </w:r>
+      <w:r>
+        <w:rPr>
+          <w:rFonts w:ascii="Times New Roman" w:hAnsi="Times New Roman"/>
+          <w:sz w:val="28"/>
+        </w:rPr>
+        <w:t xml:space="preserve"> проведено тест з ендпоінтом /delay/0.5 (штучна затримка 0.5 с) при 500 паралельних користувачах та жорстким таймаутом 1 с. У цьому </w:t>
+      </w:r>
+      <w:r>
+        <w:rPr>
+          <w:rFonts w:ascii="Times New Roman" w:hAnsi="Times New Roman"/>
+          <w:sz w:val="28"/>
+        </w:rPr>
+        <w:lastRenderedPageBreak/>
+        <w:t>сценарії всі запити перевищили ліміт очікування і отримали статус помилки (Connection timed out).</w:t>
       </w:r>
     </w:p>
     <w:p>
       <w:pPr>
-        <w:spacing w:line="420" w:lineRule="exact" w:before="0" w:after="0"/>
-        <w:ind w:firstLine="0"/>
-        <w:jc w:val="center"/>
+        <w:spacing w:after="0" w:line="420" w:lineRule="exact"/>
       </w:pPr>
       <w:r>
         <w:rPr>
           <w:rFonts w:ascii="Times New Roman" w:hAnsi="Times New Roman"/>
           <w:sz w:val="28"/>
         </w:rPr>
-        <w:t>Таблиця 7.3 – Результати стрес-тестування</w:t>
+        <w:t>Таблиця 7.3 – Результати с</w:t>
+      </w:r>
+      <w:r>
+        <w:rPr>
+          <w:rFonts w:ascii="Times New Roman" w:hAnsi="Times New Roman"/>
+          <w:sz w:val="28"/>
+        </w:rPr>
+        <w:t>трес-тестування</w:t>
       </w:r>
     </w:p>
     <w:tbl>
       <w:tblPr>
         <w:tblStyle w:val="aff2"/>
-        <w:tblW w:type="auto" w:w="0"/>
+        <w:tblW w:w="0" w:type="auto"/>
         <w:jc w:val="center"/>
-        <w:tblLook w:firstColumn="1" w:firstRow="1" w:lastColumn="0" w:lastRow="0" w:noHBand="0" w:noVBand="1" w:val="04A0"/>
+        <w:tblLook w:val="04A0" w:firstRow="1" w:lastRow="0" w:firstColumn="1" w:lastColumn="0" w:noHBand="0" w:noVBand="1"/>
       </w:tblPr>
       <w:tblGrid>
-        <w:gridCol w:w="1506"/>
-        <w:gridCol w:w="1506"/>
-        <w:gridCol w:w="1506"/>
-        <w:gridCol w:w="1506"/>
-        <w:gridCol w:w="1506"/>
-        <w:gridCol w:w="1506"/>
-        <w:gridCol w:w="1506"/>
+        <w:gridCol w:w="2062"/>
+        <w:gridCol w:w="1446"/>
+        <w:gridCol w:w="1418"/>
+        <w:gridCol w:w="1450"/>
+        <w:gridCol w:w="1474"/>
+        <w:gridCol w:w="1465"/>
+        <w:gridCol w:w="1440"/>
       </w:tblGrid>
       <w:tr>
+        <w:trPr>
+          <w:jc w:val="center"/>
+        </w:trPr>
         <w:tc>
           <w:tcPr>
-            <w:tcW w:type="dxa" w:w="1506"/>
+            <w:tcW w:w="1506" w:type="dxa"/>
             <w:shd w:val="clear" w:color="auto" w:fill="D9D9D9"/>
           </w:tcPr>
           <w:p>
             <w:pPr>
               <w:jc w:val="center"/>
             </w:pPr>
-            <w:r/>
             <w:r>
               <w:rPr>
                 <w:rFonts w:ascii="Times New Roman" w:hAnsi="Times New Roman"/>
                 <w:b/>
-                <w:sz w:val="22"/>
               </w:rPr>
               <w:t>Сайт</w:t>
             </w:r>
@@ -2230,19 +2671,17 @@
         </w:tc>
         <w:tc>
           <w:tcPr>
-            <w:tcW w:type="dxa" w:w="1506"/>
+            <w:tcW w:w="1506" w:type="dxa"/>
             <w:shd w:val="clear" w:color="auto" w:fill="D9D9D9"/>
           </w:tcPr>
           <w:p>
             <w:pPr>
               <w:jc w:val="center"/>
             </w:pPr>
-            <w:r/>
             <w:r>
               <w:rPr>
                 <w:rFonts w:ascii="Times New Roman" w:hAnsi="Times New Roman"/>
                 <w:b/>
-                <w:sz w:val="22"/>
               </w:rPr>
               <w:t>Кіл-ть корист.</w:t>
             </w:r>
@@ -2250,19 +2689,17 @@
         </w:tc>
         <w:tc>
           <w:tcPr>
-            <w:tcW w:type="dxa" w:w="1506"/>
+            <w:tcW w:w="1506" w:type="dxa"/>
             <w:shd w:val="clear" w:color="auto" w:fill="D9D9D9"/>
           </w:tcPr>
           <w:p>
             <w:pPr>
               <w:jc w:val="center"/>
             </w:pPr>
-            <w:r/>
             <w:r>
               <w:rPr>
                 <w:rFonts w:ascii="Times New Roman" w:hAnsi="Times New Roman"/>
                 <w:b/>
-                <w:sz w:val="22"/>
               </w:rPr>
               <w:t>Avg Load Time (мс)</w:t>
             </w:r>
@@ -2270,19 +2707,17 @@
         </w:tc>
         <w:tc>
           <w:tcPr>
-            <w:tcW w:type="dxa" w:w="1506"/>
+            <w:tcW w:w="1506" w:type="dxa"/>
             <w:shd w:val="clear" w:color="auto" w:fill="D9D9D9"/>
           </w:tcPr>
           <w:p>
             <w:pPr>
               <w:jc w:val="center"/>
             </w:pPr>
-            <w:r/>
             <w:r>
               <w:rPr>
                 <w:rFonts w:ascii="Times New Roman" w:hAnsi="Times New Roman"/>
                 <w:b/>
-                <w:sz w:val="22"/>
               </w:rPr>
               <w:t>Connect Time (мс)</w:t>
             </w:r>
@@ -2290,19 +2725,17 @@
         </w:tc>
         <w:tc>
           <w:tcPr>
-            <w:tcW w:type="dxa" w:w="1506"/>
+            <w:tcW w:w="1506" w:type="dxa"/>
             <w:shd w:val="clear" w:color="auto" w:fill="D9D9D9"/>
           </w:tcPr>
           <w:p>
             <w:pPr>
               <w:jc w:val="center"/>
             </w:pPr>
-            <w:r/>
             <w:r>
               <w:rPr>
                 <w:rFonts w:ascii="Times New Roman" w:hAnsi="Times New Roman"/>
                 <w:b/>
-                <w:sz w:val="22"/>
               </w:rPr>
               <w:t>Успішних</w:t>
             </w:r>
@@ -2310,19 +2743,17 @@
         </w:tc>
         <w:tc>
           <w:tcPr>
-            <w:tcW w:type="dxa" w:w="1506"/>
+            <w:tcW w:w="1506" w:type="dxa"/>
             <w:shd w:val="clear" w:color="auto" w:fill="D9D9D9"/>
           </w:tcPr>
           <w:p>
             <w:pPr>
               <w:jc w:val="center"/>
             </w:pPr>
-            <w:r/>
             <w:r>
               <w:rPr>
                 <w:rFonts w:ascii="Times New Roman" w:hAnsi="Times New Roman"/>
                 <w:b/>
-                <w:sz w:val="22"/>
               </w:rPr>
               <w:t>Помилок</w:t>
             </w:r>
@@ -2330,19 +2761,17 @@
         </w:tc>
         <w:tc>
           <w:tcPr>
-            <w:tcW w:type="dxa" w:w="1506"/>
+            <w:tcW w:w="1506" w:type="dxa"/>
             <w:shd w:val="clear" w:color="auto" w:fill="D9D9D9"/>
           </w:tcPr>
           <w:p>
             <w:pPr>
               <w:jc w:val="center"/>
             </w:pPr>
-            <w:r/>
             <w:r>
               <w:rPr>
                 <w:rFonts w:ascii="Times New Roman" w:hAnsi="Times New Roman"/>
                 <w:b/>
-                <w:sz w:val="22"/>
               </w:rPr>
               <w:t>Статус</w:t>
             </w:r>
@@ -2350,19 +2779,20 @@
         </w:tc>
       </w:tr>
       <w:tr>
+        <w:trPr>
+          <w:jc w:val="center"/>
+        </w:trPr>
         <w:tc>
           <w:tcPr>
-            <w:tcW w:type="dxa" w:w="1506"/>
+            <w:tcW w:w="1506" w:type="dxa"/>
           </w:tcPr>
           <w:p>
             <w:pPr>
               <w:jc w:val="center"/>
             </w:pPr>
-            <w:r/>
             <w:r>
               <w:rPr>
                 <w:rFonts w:ascii="Times New Roman" w:hAnsi="Times New Roman"/>
-                <w:sz w:val="22"/>
               </w:rPr>
               <w:t>httpbin.org/get</w:t>
             </w:r>
@@ -2370,17 +2800,15 @@
         </w:tc>
         <w:tc>
           <w:tcPr>
-            <w:tcW w:type="dxa" w:w="1506"/>
+            <w:tcW w:w="1506" w:type="dxa"/>
           </w:tcPr>
           <w:p>
             <w:pPr>
               <w:jc w:val="center"/>
             </w:pPr>
-            <w:r/>
             <w:r>
               <w:rPr>
                 <w:rFonts w:ascii="Times New Roman" w:hAnsi="Times New Roman"/>
-                <w:sz w:val="22"/>
               </w:rPr>
               <w:t>100</w:t>
             </w:r>
@@ -2388,17 +2816,15 @@
         </w:tc>
         <w:tc>
           <w:tcPr>
-            <w:tcW w:type="dxa" w:w="1506"/>
+            <w:tcW w:w="1506" w:type="dxa"/>
           </w:tcPr>
           <w:p>
             <w:pPr>
               <w:jc w:val="center"/>
             </w:pPr>
-            <w:r/>
             <w:r>
               <w:rPr>
                 <w:rFonts w:ascii="Times New Roman" w:hAnsi="Times New Roman"/>
-                <w:sz w:val="22"/>
               </w:rPr>
               <w:t>704</w:t>
             </w:r>
@@ -2406,17 +2832,15 @@
         </w:tc>
         <w:tc>
           <w:tcPr>
-            <w:tcW w:type="dxa" w:w="1506"/>
+            <w:tcW w:w="1506" w:type="dxa"/>
           </w:tcPr>
           <w:p>
             <w:pPr>
               <w:jc w:val="center"/>
             </w:pPr>
-            <w:r/>
             <w:r>
               <w:rPr>
                 <w:rFonts w:ascii="Times New Roman" w:hAnsi="Times New Roman"/>
-                <w:sz w:val="22"/>
               </w:rPr>
               <w:t>14.6</w:t>
             </w:r>
@@ -2424,17 +2848,15 @@
         </w:tc>
         <w:tc>
           <w:tcPr>
-            <w:tcW w:type="dxa" w:w="1506"/>
+            <w:tcW w:w="1506" w:type="dxa"/>
           </w:tcPr>
           <w:p>
             <w:pPr>
               <w:jc w:val="center"/>
             </w:pPr>
-            <w:r/>
             <w:r>
               <w:rPr>
                 <w:rFonts w:ascii="Times New Roman" w:hAnsi="Times New Roman"/>
-                <w:sz w:val="22"/>
               </w:rPr>
               <w:t>100</w:t>
             </w:r>
@@ -2442,17 +2864,15 @@
         </w:tc>
         <w:tc>
           <w:tcPr>
-            <w:tcW w:type="dxa" w:w="1506"/>
+            <w:tcW w:w="1506" w:type="dxa"/>
           </w:tcPr>
           <w:p>
             <w:pPr>
               <w:jc w:val="center"/>
             </w:pPr>
-            <w:r/>
             <w:r>
               <w:rPr>
                 <w:rFonts w:ascii="Times New Roman" w:hAnsi="Times New Roman"/>
-                <w:sz w:val="22"/>
               </w:rPr>
               <w:t>0</w:t>
             </w:r>
@@ -2460,17 +2880,15 @@
         </w:tc>
         <w:tc>
           <w:tcPr>
-            <w:tcW w:type="dxa" w:w="1506"/>
+            <w:tcW w:w="1506" w:type="dxa"/>
           </w:tcPr>
           <w:p>
             <w:pPr>
               <w:jc w:val="center"/>
             </w:pPr>
-            <w:r/>
             <w:r>
               <w:rPr>
                 <w:rFonts w:ascii="Times New Roman" w:hAnsi="Times New Roman"/>
-                <w:sz w:val="22"/>
               </w:rPr>
               <w:t>OK</w:t>
             </w:r>
@@ -2478,19 +2896,20 @@
         </w:tc>
       </w:tr>
       <w:tr>
+        <w:trPr>
+          <w:jc w:val="center"/>
+        </w:trPr>
         <w:tc>
           <w:tcPr>
-            <w:tcW w:type="dxa" w:w="1506"/>
+            <w:tcW w:w="1506" w:type="dxa"/>
           </w:tcPr>
           <w:p>
             <w:pPr>
               <w:jc w:val="center"/>
             </w:pPr>
-            <w:r/>
             <w:r>
               <w:rPr>
                 <w:rFonts w:ascii="Times New Roman" w:hAnsi="Times New Roman"/>
-                <w:sz w:val="22"/>
               </w:rPr>
               <w:t>httpbin.org/get</w:t>
             </w:r>
@@ -2498,17 +2917,15 @@
         </w:tc>
         <w:tc>
           <w:tcPr>
-            <w:tcW w:type="dxa" w:w="1506"/>
+            <w:tcW w:w="1506" w:type="dxa"/>
           </w:tcPr>
           <w:p>
             <w:pPr>
               <w:jc w:val="center"/>
             </w:pPr>
-            <w:r/>
             <w:r>
               <w:rPr>
                 <w:rFonts w:ascii="Times New Roman" w:hAnsi="Times New Roman"/>
-                <w:sz w:val="22"/>
               </w:rPr>
               <w:t>300</w:t>
             </w:r>
@@ -2516,17 +2933,15 @@
         </w:tc>
         <w:tc>
           <w:tcPr>
-            <w:tcW w:type="dxa" w:w="1506"/>
+            <w:tcW w:w="1506" w:type="dxa"/>
           </w:tcPr>
           <w:p>
             <w:pPr>
               <w:jc w:val="center"/>
             </w:pPr>
-            <w:r/>
             <w:r>
               <w:rPr>
                 <w:rFonts w:ascii="Times New Roman" w:hAnsi="Times New Roman"/>
-                <w:sz w:val="22"/>
               </w:rPr>
               <w:t>1 140</w:t>
             </w:r>
@@ -2534,17 +2949,15 @@
         </w:tc>
         <w:tc>
           <w:tcPr>
-            <w:tcW w:type="dxa" w:w="1506"/>
+            <w:tcW w:w="1506" w:type="dxa"/>
           </w:tcPr>
           <w:p>
             <w:pPr>
               <w:jc w:val="center"/>
             </w:pPr>
-            <w:r/>
             <w:r>
               <w:rPr>
                 <w:rFonts w:ascii="Times New Roman" w:hAnsi="Times New Roman"/>
-                <w:sz w:val="22"/>
               </w:rPr>
               <w:t>25.3</w:t>
             </w:r>
@@ -2552,17 +2965,15 @@
         </w:tc>
         <w:tc>
           <w:tcPr>
-            <w:tcW w:type="dxa" w:w="1506"/>
+            <w:tcW w:w="1506" w:type="dxa"/>
           </w:tcPr>
           <w:p>
             <w:pPr>
               <w:jc w:val="center"/>
             </w:pPr>
-            <w:r/>
             <w:r>
               <w:rPr>
                 <w:rFonts w:ascii="Times New Roman" w:hAnsi="Times New Roman"/>
-                <w:sz w:val="22"/>
               </w:rPr>
               <w:t>300</w:t>
             </w:r>
@@ -2570,17 +2981,15 @@
         </w:tc>
         <w:tc>
           <w:tcPr>
-            <w:tcW w:type="dxa" w:w="1506"/>
+            <w:tcW w:w="1506" w:type="dxa"/>
           </w:tcPr>
           <w:p>
             <w:pPr>
               <w:jc w:val="center"/>
             </w:pPr>
-            <w:r/>
             <w:r>
               <w:rPr>
                 <w:rFonts w:ascii="Times New Roman" w:hAnsi="Times New Roman"/>
-                <w:sz w:val="22"/>
               </w:rPr>
               <w:t>0</w:t>
             </w:r>
@@ -2588,17 +2997,15 @@
         </w:tc>
         <w:tc>
           <w:tcPr>
-            <w:tcW w:type="dxa" w:w="1506"/>
+            <w:tcW w:w="1506" w:type="dxa"/>
           </w:tcPr>
           <w:p>
             <w:pPr>
               <w:jc w:val="center"/>
             </w:pPr>
-            <w:r/>
             <w:r>
               <w:rPr>
                 <w:rFonts w:ascii="Times New Roman" w:hAnsi="Times New Roman"/>
-                <w:sz w:val="22"/>
               </w:rPr>
               <w:t>OK</w:t>
             </w:r>
@@ -2606,19 +3013,20 @@
         </w:tc>
       </w:tr>
       <w:tr>
+        <w:trPr>
+          <w:jc w:val="center"/>
+        </w:trPr>
         <w:tc>
           <w:tcPr>
-            <w:tcW w:type="dxa" w:w="1506"/>
+            <w:tcW w:w="1506" w:type="dxa"/>
           </w:tcPr>
           <w:p>
             <w:pPr>
               <w:jc w:val="center"/>
             </w:pPr>
-            <w:r/>
             <w:r>
               <w:rPr>
                 <w:rFonts w:ascii="Times New Roman" w:hAnsi="Times New Roman"/>
-                <w:sz w:val="22"/>
               </w:rPr>
               <w:t>httpbin.org/delay/0.5</w:t>
             </w:r>
@@ -2626,17 +3034,15 @@
         </w:tc>
         <w:tc>
           <w:tcPr>
-            <w:tcW w:type="dxa" w:w="1506"/>
+            <w:tcW w:w="1506" w:type="dxa"/>
           </w:tcPr>
           <w:p>
             <w:pPr>
               <w:jc w:val="center"/>
             </w:pPr>
-            <w:r/>
             <w:r>
               <w:rPr>
                 <w:rFonts w:ascii="Times New Roman" w:hAnsi="Times New Roman"/>
-                <w:sz w:val="22"/>
               </w:rPr>
               <w:t>500</w:t>
             </w:r>
@@ -2644,17 +3050,15 @@
         </w:tc>
         <w:tc>
           <w:tcPr>
-            <w:tcW w:type="dxa" w:w="1506"/>
+            <w:tcW w:w="1506" w:type="dxa"/>
           </w:tcPr>
           <w:p>
             <w:pPr>
               <w:jc w:val="center"/>
             </w:pPr>
-            <w:r/>
             <w:r>
               <w:rPr>
                 <w:rFonts w:ascii="Times New Roman" w:hAnsi="Times New Roman"/>
-                <w:sz w:val="22"/>
               </w:rPr>
               <w:t>1 149</w:t>
             </w:r>
@@ -2662,17 +3066,15 @@
         </w:tc>
         <w:tc>
           <w:tcPr>
-            <w:tcW w:type="dxa" w:w="1506"/>
+            <w:tcW w:w="1506" w:type="dxa"/>
           </w:tcPr>
           <w:p>
             <w:pPr>
               <w:jc w:val="center"/>
             </w:pPr>
-            <w:r/>
             <w:r>
               <w:rPr>
                 <w:rFonts w:ascii="Times New Roman" w:hAnsi="Times New Roman"/>
-                <w:sz w:val="22"/>
               </w:rPr>
               <w:t>—</w:t>
             </w:r>
@@ -2680,17 +3082,15 @@
         </w:tc>
         <w:tc>
           <w:tcPr>
-            <w:tcW w:type="dxa" w:w="1506"/>
+            <w:tcW w:w="1506" w:type="dxa"/>
           </w:tcPr>
           <w:p>
             <w:pPr>
               <w:jc w:val="center"/>
             </w:pPr>
-            <w:r/>
             <w:r>
               <w:rPr>
                 <w:rFonts w:ascii="Times New Roman" w:hAnsi="Times New Roman"/>
-                <w:sz w:val="22"/>
               </w:rPr>
               <w:t>0</w:t>
             </w:r>
@@ -2698,17 +3098,15 @@
         </w:tc>
         <w:tc>
           <w:tcPr>
-            <w:tcW w:type="dxa" w:w="1506"/>
+            <w:tcW w:w="1506" w:type="dxa"/>
           </w:tcPr>
           <w:p>
             <w:pPr>
               <w:jc w:val="center"/>
             </w:pPr>
-            <w:r/>
             <w:r>
               <w:rPr>
                 <w:rFonts w:ascii="Times New Roman" w:hAnsi="Times New Roman"/>
-                <w:sz w:val="22"/>
               </w:rPr>
               <w:t>500</w:t>
             </w:r>
@@ -2716,17 +3114,15 @@
         </w:tc>
         <w:tc>
           <w:tcPr>
-            <w:tcW w:type="dxa" w:w="1506"/>
+            <w:tcW w:w="1506" w:type="dxa"/>
           </w:tcPr>
           <w:p>
             <w:pPr>
               <w:jc w:val="center"/>
             </w:pPr>
-            <w:r/>
             <w:r>
               <w:rPr>
                 <w:rFonts w:ascii="Times New Roman" w:hAnsi="Times New Roman"/>
-                <w:sz w:val="22"/>
               </w:rPr>
               <w:t>FAIL</w:t>
             </w:r>
@@ -2734,19 +3130,20 @@
         </w:tc>
       </w:tr>
       <w:tr>
+        <w:trPr>
+          <w:jc w:val="center"/>
+        </w:trPr>
         <w:tc>
           <w:tcPr>
-            <w:tcW w:type="dxa" w:w="1506"/>
+            <w:tcW w:w="1506" w:type="dxa"/>
           </w:tcPr>
           <w:p>
             <w:pPr>
               <w:jc w:val="center"/>
             </w:pPr>
-            <w:r/>
             <w:r>
               <w:rPr>
                 <w:rFonts w:ascii="Times New Roman" w:hAnsi="Times New Roman"/>
-                <w:sz w:val="22"/>
               </w:rPr>
               <w:t>example.com</w:t>
             </w:r>
@@ -2754,17 +3151,15 @@
         </w:tc>
         <w:tc>
           <w:tcPr>
-            <w:tcW w:type="dxa" w:w="1506"/>
+            <w:tcW w:w="1506" w:type="dxa"/>
           </w:tcPr>
           <w:p>
             <w:pPr>
               <w:jc w:val="center"/>
             </w:pPr>
-            <w:r/>
             <w:r>
               <w:rPr>
                 <w:rFonts w:ascii="Times New Roman" w:hAnsi="Times New Roman"/>
-                <w:sz w:val="22"/>
               </w:rPr>
               <w:t>50</w:t>
             </w:r>
@@ -2772,17 +3167,15 @@
         </w:tc>
         <w:tc>
           <w:tcPr>
-            <w:tcW w:type="dxa" w:w="1506"/>
+            <w:tcW w:w="1506" w:type="dxa"/>
           </w:tcPr>
           <w:p>
             <w:pPr>
               <w:jc w:val="center"/>
             </w:pPr>
-            <w:r/>
             <w:r>
               <w:rPr>
                 <w:rFonts w:ascii="Times New Roman" w:hAnsi="Times New Roman"/>
-                <w:sz w:val="22"/>
               </w:rPr>
               <w:t>363</w:t>
             </w:r>
@@ -2790,17 +3183,15 @@
         </w:tc>
         <w:tc>
           <w:tcPr>
-            <w:tcW w:type="dxa" w:w="1506"/>
+            <w:tcW w:w="1506" w:type="dxa"/>
           </w:tcPr>
           <w:p>
             <w:pPr>
               <w:jc w:val="center"/>
             </w:pPr>
-            <w:r/>
             <w:r>
               <w:rPr>
                 <w:rFonts w:ascii="Times New Roman" w:hAnsi="Times New Roman"/>
-                <w:sz w:val="22"/>
               </w:rPr>
               <w:t>9.7</w:t>
             </w:r>
@@ -2808,17 +3199,15 @@
         </w:tc>
         <w:tc>
           <w:tcPr>
-            <w:tcW w:type="dxa" w:w="1506"/>
+            <w:tcW w:w="1506" w:type="dxa"/>
           </w:tcPr>
           <w:p>
             <w:pPr>
               <w:jc w:val="center"/>
             </w:pPr>
-            <w:r/>
             <w:r>
               <w:rPr>
                 <w:rFonts w:ascii="Times New Roman" w:hAnsi="Times New Roman"/>
-                <w:sz w:val="22"/>
               </w:rPr>
               <w:t>50</w:t>
             </w:r>
@@ -2826,17 +3215,15 @@
         </w:tc>
         <w:tc>
           <w:tcPr>
-            <w:tcW w:type="dxa" w:w="1506"/>
+            <w:tcW w:w="1506" w:type="dxa"/>
           </w:tcPr>
           <w:p>
             <w:pPr>
               <w:jc w:val="center"/>
             </w:pPr>
-            <w:r/>
             <w:r>
               <w:rPr>
                 <w:rFonts w:ascii="Times New Roman" w:hAnsi="Times New Roman"/>
-                <w:sz w:val="22"/>
               </w:rPr>
               <w:t>0</w:t>
             </w:r>
@@ -2844,17 +3231,15 @@
         </w:tc>
         <w:tc>
           <w:tcPr>
-            <w:tcW w:type="dxa" w:w="1506"/>
+            <w:tcW w:w="1506" w:type="dxa"/>
           </w:tcPr>
           <w:p>
             <w:pPr>
               <w:jc w:val="center"/>
             </w:pPr>
-            <w:r/>
             <w:r>
               <w:rPr>
                 <w:rFonts w:ascii="Times New Roman" w:hAnsi="Times New Roman"/>
-                <w:sz w:val="22"/>
               </w:rPr>
               <w:t>OK</w:t>
             </w:r>
@@ -2862,19 +3247,20 @@
         </w:tc>
       </w:tr>
       <w:tr>
+        <w:trPr>
+          <w:jc w:val="center"/>
+        </w:trPr>
         <w:tc>
           <w:tcPr>
-            <w:tcW w:type="dxa" w:w="1506"/>
+            <w:tcW w:w="1506" w:type="dxa"/>
           </w:tcPr>
           <w:p>
             <w:pPr>
               <w:jc w:val="center"/>
             </w:pPr>
-            <w:r/>
             <w:r>
               <w:rPr>
                 <w:rFonts w:ascii="Times New Roman" w:hAnsi="Times New Roman"/>
-                <w:sz w:val="22"/>
               </w:rPr>
               <w:t>example.com</w:t>
             </w:r>
@@ -2882,17 +3268,15 @@
         </w:tc>
         <w:tc>
           <w:tcPr>
-            <w:tcW w:type="dxa" w:w="1506"/>
+            <w:tcW w:w="1506" w:type="dxa"/>
           </w:tcPr>
           <w:p>
             <w:pPr>
               <w:jc w:val="center"/>
             </w:pPr>
-            <w:r/>
             <w:r>
               <w:rPr>
                 <w:rFonts w:ascii="Times New Roman" w:hAnsi="Times New Roman"/>
-                <w:sz w:val="22"/>
               </w:rPr>
               <w:t>300</w:t>
             </w:r>
@@ -2900,17 +3284,15 @@
         </w:tc>
         <w:tc>
           <w:tcPr>
-            <w:tcW w:type="dxa" w:w="1506"/>
+            <w:tcW w:w="1506" w:type="dxa"/>
           </w:tcPr>
           <w:p>
             <w:pPr>
               <w:jc w:val="center"/>
             </w:pPr>
-            <w:r/>
             <w:r>
               <w:rPr>
                 <w:rFonts w:ascii="Times New Roman" w:hAnsi="Times New Roman"/>
-                <w:sz w:val="22"/>
               </w:rPr>
               <w:t>614</w:t>
             </w:r>
@@ -2918,17 +3300,15 @@
         </w:tc>
         <w:tc>
           <w:tcPr>
-            <w:tcW w:type="dxa" w:w="1506"/>
+            <w:tcW w:w="1506" w:type="dxa"/>
           </w:tcPr>
           <w:p>
             <w:pPr>
               <w:jc w:val="center"/>
             </w:pPr>
-            <w:r/>
             <w:r>
               <w:rPr>
                 <w:rFonts w:ascii="Times New Roman" w:hAnsi="Times New Roman"/>
-                <w:sz w:val="22"/>
               </w:rPr>
               <w:t>19.2</w:t>
             </w:r>
@@ -2936,17 +3316,15 @@
         </w:tc>
         <w:tc>
           <w:tcPr>
-            <w:tcW w:type="dxa" w:w="1506"/>
+            <w:tcW w:w="1506" w:type="dxa"/>
           </w:tcPr>
           <w:p>
             <w:pPr>
               <w:jc w:val="center"/>
             </w:pPr>
-            <w:r/>
             <w:r>
               <w:rPr>
                 <w:rFonts w:ascii="Times New Roman" w:hAnsi="Times New Roman"/>
-                <w:sz w:val="22"/>
               </w:rPr>
               <w:t>300</w:t>
             </w:r>
@@ -2954,17 +3332,15 @@
         </w:tc>
         <w:tc>
           <w:tcPr>
-            <w:tcW w:type="dxa" w:w="1506"/>
+            <w:tcW w:w="1506" w:type="dxa"/>
           </w:tcPr>
           <w:p>
             <w:pPr>
               <w:jc w:val="center"/>
             </w:pPr>
-            <w:r/>
             <w:r>
               <w:rPr>
                 <w:rFonts w:ascii="Times New Roman" w:hAnsi="Times New Roman"/>
-                <w:sz w:val="22"/>
               </w:rPr>
               <w:t>0</w:t>
             </w:r>
@@ -2972,17 +3348,15 @@
         </w:tc>
         <w:tc>
           <w:tcPr>
-            <w:tcW w:type="dxa" w:w="1506"/>
+            <w:tcW w:w="1506" w:type="dxa"/>
           </w:tcPr>
           <w:p>
             <w:pPr>
               <w:jc w:val="center"/>
             </w:pPr>
-            <w:r/>
             <w:r>
               <w:rPr>
                 <w:rFonts w:ascii="Times New Roman" w:hAnsi="Times New Roman"/>
-                <w:sz w:val="22"/>
               </w:rPr>
               <w:t>OK</w:t>
             </w:r>
@@ -2990,19 +3364,20 @@
         </w:tc>
       </w:tr>
       <w:tr>
+        <w:trPr>
+          <w:jc w:val="center"/>
+        </w:trPr>
         <w:tc>
           <w:tcPr>
-            <w:tcW w:type="dxa" w:w="1506"/>
+            <w:tcW w:w="1506" w:type="dxa"/>
           </w:tcPr>
           <w:p>
             <w:pPr>
               <w:jc w:val="center"/>
             </w:pPr>
-            <w:r/>
             <w:r>
               <w:rPr>
                 <w:rFonts w:ascii="Times New Roman" w:hAnsi="Times New Roman"/>
-                <w:sz w:val="22"/>
               </w:rPr>
               <w:t>jsonplaceholder...</w:t>
             </w:r>
@@ -3010,17 +3385,15 @@
         </w:tc>
         <w:tc>
           <w:tcPr>
-            <w:tcW w:type="dxa" w:w="1506"/>
+            <w:tcW w:w="1506" w:type="dxa"/>
           </w:tcPr>
           <w:p>
             <w:pPr>
               <w:jc w:val="center"/>
             </w:pPr>
-            <w:r/>
             <w:r>
               <w:rPr>
                 <w:rFonts w:ascii="Times New Roman" w:hAnsi="Times New Roman"/>
-                <w:sz w:val="22"/>
               </w:rPr>
               <w:t>50</w:t>
             </w:r>
@@ -3028,17 +3401,15 @@
         </w:tc>
         <w:tc>
           <w:tcPr>
-            <w:tcW w:type="dxa" w:w="1506"/>
+            <w:tcW w:w="1506" w:type="dxa"/>
           </w:tcPr>
           <w:p>
             <w:pPr>
               <w:jc w:val="center"/>
             </w:pPr>
-            <w:r/>
             <w:r>
               <w:rPr>
                 <w:rFonts w:ascii="Times New Roman" w:hAnsi="Times New Roman"/>
-                <w:sz w:val="22"/>
               </w:rPr>
               <w:t>365</w:t>
             </w:r>
@@ -3046,17 +3417,15 @@
         </w:tc>
         <w:tc>
           <w:tcPr>
-            <w:tcW w:type="dxa" w:w="1506"/>
+            <w:tcW w:w="1506" w:type="dxa"/>
           </w:tcPr>
           <w:p>
             <w:pPr>
               <w:jc w:val="center"/>
             </w:pPr>
-            <w:r/>
             <w:r>
               <w:rPr>
                 <w:rFonts w:ascii="Times New Roman" w:hAnsi="Times New Roman"/>
-                <w:sz w:val="22"/>
               </w:rPr>
               <w:t>—</w:t>
             </w:r>
@@ -3064,17 +3433,15 @@
         </w:tc>
         <w:tc>
           <w:tcPr>
-            <w:tcW w:type="dxa" w:w="1506"/>
+            <w:tcW w:w="1506" w:type="dxa"/>
           </w:tcPr>
           <w:p>
             <w:pPr>
               <w:jc w:val="center"/>
             </w:pPr>
-            <w:r/>
             <w:r>
               <w:rPr>
                 <w:rFonts w:ascii="Times New Roman" w:hAnsi="Times New Roman"/>
-                <w:sz w:val="22"/>
               </w:rPr>
               <w:t>50</w:t>
             </w:r>
@@ -3082,17 +3449,15 @@
         </w:tc>
         <w:tc>
           <w:tcPr>
-            <w:tcW w:type="dxa" w:w="1506"/>
+            <w:tcW w:w="1506" w:type="dxa"/>
           </w:tcPr>
           <w:p>
             <w:pPr>
               <w:jc w:val="center"/>
             </w:pPr>
-            <w:r/>
             <w:r>
               <w:rPr>
                 <w:rFonts w:ascii="Times New Roman" w:hAnsi="Times New Roman"/>
-                <w:sz w:val="22"/>
               </w:rPr>
               <w:t>0</w:t>
             </w:r>
@@ -3100,17 +3465,15 @@
         </w:tc>
         <w:tc>
           <w:tcPr>
-            <w:tcW w:type="dxa" w:w="1506"/>
+            <w:tcW w:w="1506" w:type="dxa"/>
           </w:tcPr>
           <w:p>
             <w:pPr>
               <w:jc w:val="center"/>
             </w:pPr>
-            <w:r/>
             <w:r>
               <w:rPr>
                 <w:rFonts w:ascii="Times New Roman" w:hAnsi="Times New Roman"/>
-                <w:sz w:val="22"/>
               </w:rPr>
               <w:t>OK</w:t>
             </w:r>
@@ -3121,7 +3484,6 @@
     <w:p>
       <w:pPr>
         <w:spacing w:before="120" w:after="0" w:line="420" w:lineRule="exact"/>
-        <w:ind w:firstLine="0"/>
         <w:jc w:val="both"/>
       </w:pPr>
       <w:r>
@@ -3135,7 +3497,7 @@
     </w:p>
     <w:p>
       <w:pPr>
-        <w:spacing w:line="420" w:lineRule="exact" w:before="0" w:after="0"/>
+        <w:spacing w:after="0" w:line="420" w:lineRule="exact"/>
         <w:ind w:firstLine="720"/>
         <w:jc w:val="both"/>
       </w:pPr>
@@ -3149,8 +3511,7 @@
     </w:p>
     <w:p>
       <w:pPr>
-        <w:spacing w:line="420" w:lineRule="exact" w:before="0" w:after="0"/>
-        <w:ind w:firstLine="0"/>
+        <w:spacing w:after="0" w:line="420" w:lineRule="exact"/>
         <w:jc w:val="both"/>
       </w:pPr>
       <w:r>
@@ -3158,13 +3519,19 @@
           <w:rFonts w:ascii="Times New Roman" w:hAnsi="Times New Roman"/>
           <w:sz w:val="28"/>
         </w:rPr>
-        <w:t>1. Час підключення (Connect Time) при мінімальному навантаженні (1 користувач) складав менше 1 мс, що свідчить про наявність persistent-з'єднань (Keep-Alive).</w:t>
+        <w:t xml:space="preserve">1. Час підключення (Connect Time) при мінімальному навантаженні (1 користувач) </w:t>
+      </w:r>
+      <w:r>
+        <w:rPr>
+          <w:rFonts w:ascii="Times New Roman" w:hAnsi="Times New Roman"/>
+          <w:sz w:val="28"/>
+        </w:rPr>
+        <w:t>складав менше 1 мс, що свідчить про наявність persistent-з'єднань (Keep-Alive).</w:t>
       </w:r>
     </w:p>
     <w:p>
       <w:pPr>
-        <w:spacing w:line="420" w:lineRule="exact" w:before="0" w:after="0"/>
-        <w:ind w:firstLine="0"/>
+        <w:spacing w:after="0" w:line="420" w:lineRule="exact"/>
         <w:jc w:val="both"/>
       </w:pPr>
       <w:r>
@@ -3177,8 +3544,7 @@
     </w:p>
     <w:p>
       <w:pPr>
-        <w:spacing w:line="420" w:lineRule="exact" w:before="0" w:after="0"/>
-        <w:ind w:firstLine="0"/>
+        <w:spacing w:after="0" w:line="420" w:lineRule="exact"/>
         <w:jc w:val="both"/>
       </w:pPr>
       <w:r>
@@ -3186,13 +3552,19 @@
           <w:rFonts w:ascii="Times New Roman" w:hAnsi="Times New Roman"/>
           <w:sz w:val="28"/>
         </w:rPr>
-        <w:t>3. example.com показав більш стабільні результати під навантаженням – варіація між мінімальним та середнім навантаженням незначна (~225 мс проти ~363 мс).</w:t>
+        <w:t>3. e</w:t>
+      </w:r>
+      <w:r>
+        <w:rPr>
+          <w:rFonts w:ascii="Times New Roman" w:hAnsi="Times New Roman"/>
+          <w:sz w:val="28"/>
+        </w:rPr>
+        <w:t>xample.com показав більш стабільні результати під навантаженням – варіація між мінімальним та середнім навантаженням незначна (~225 мс проти ~363 мс).</w:t>
       </w:r>
     </w:p>
     <w:p>
       <w:pPr>
-        <w:spacing w:line="420" w:lineRule="exact" w:before="0" w:after="0"/>
-        <w:ind w:firstLine="0"/>
+        <w:spacing w:after="0" w:line="420" w:lineRule="exact"/>
         <w:jc w:val="both"/>
       </w:pPr>
       <w:r>
@@ -3200,42 +3572,88 @@
           <w:rFonts w:ascii="Times New Roman" w:hAnsi="Times New Roman"/>
           <w:sz w:val="28"/>
         </w:rPr>
-        <w:t>4. Точка відмови для ендпоінту з штучною затримкою настала при 500 одночасних користувачах з таймаутом 1 с. Усі 500 запитів отримали статус помилки через перевищення ліміту очікування.</w:t>
+        <w:t xml:space="preserve">4. Точка відмови для ендпоінту з штучною затримкою настала при 500 одночасних користувачах з таймаутом 1 </w:t>
+      </w:r>
+      <w:r>
+        <w:rPr>
+          <w:rFonts w:ascii="Times New Roman" w:hAnsi="Times New Roman"/>
+          <w:sz w:val="28"/>
+        </w:rPr>
+        <w:t>с. Усі 500 запитів отримали статус помилки через перевищення ліміту очікування.</w:t>
       </w:r>
     </w:p>
     <w:p>
       <w:pPr>
-        <w:spacing w:before="120" w:after="60" w:line="420" w:lineRule="exact"/>
-        <w:ind w:firstLine="0"/>
-        <w:jc w:val="center"/>
+        <w:spacing w:after="0" w:line="420" w:lineRule="exact"/>
+        <w:ind w:firstLine="720"/>
+        <w:jc w:val="both"/>
+        <w:rPr>
+          <w:bCs/>
+        </w:rPr>
       </w:pPr>
+      <w:proofErr w:type="spellStart"/>
       <w:r>
         <w:rPr>
           <w:rFonts w:ascii="Times New Roman" w:hAnsi="Times New Roman"/>
           <w:b/>
           <w:sz w:val="28"/>
         </w:rPr>
-        <w:t>Висновок:</w:t>
+        <w:t>Висновок</w:t>
       </w:r>
-    </w:p>
-    <w:p>
-      <w:pPr>
-        <w:spacing w:line="420" w:lineRule="exact" w:before="0" w:after="0"/>
-        <w:ind w:firstLine="720"/>
-        <w:jc w:val="both"/>
-      </w:pPr>
+      <w:proofErr w:type="spellEnd"/>
       <w:r>
         <w:rPr>
           <w:rFonts w:ascii="Times New Roman" w:hAnsi="Times New Roman"/>
           <w:b/>
           <w:sz w:val="28"/>
         </w:rPr>
-        <w:t>Висновок: У ході виконання лабораторної роботи було освоєно методику навантажувального тестування за допомогою Apache JMeter. Проведено три типи тестів на трьох веб-сайтах: мінімальне навантаження (1 користувач), середнє навантаження (до 100 паралельних користувачів) та стрес-тест (до 500 паралельних користувачів). Встановлено, що httpbin.org та example.com демонструють стабільну роботу при навантаженні до 300 паралельних запитів зі зростанням середнього часу відгуку від ~350 мс до ~1140 мс. Точка відмови досягається при комбінації високого паралелізму (500 користувачів) та строгого ліміту очікування. Навчено правильно інтерпретувати результати тестування та визначати межі продуктивності системи.</w:t>
+        <w:t xml:space="preserve">: </w:t>
+      </w:r>
+      <w:r>
+        <w:rPr>
+          <w:rFonts w:ascii="Times New Roman" w:hAnsi="Times New Roman"/>
+          <w:bCs/>
+          <w:sz w:val="28"/>
+        </w:rPr>
+        <w:t>У ході виконання лабораторної роботи було освоєно методику навантажувального тестування за допомогою Apache JMeter. Проведено три типи тестів на трьох веб-с</w:t>
+      </w:r>
+      <w:r>
+        <w:rPr>
+          <w:rFonts w:ascii="Times New Roman" w:hAnsi="Times New Roman"/>
+          <w:bCs/>
+          <w:sz w:val="28"/>
+        </w:rPr>
+        <w:t>айтах: мінімальне навантаження (1 користувач), середнє навантаження (до 100 паралельних користувачів) та стрес-тест (до 500 паралельних користувачів). Встановлено, що httpbin.org та example.com демонструють стабільну роботу при навантаженні до 300 паралель</w:t>
+      </w:r>
+      <w:r>
+        <w:rPr>
+          <w:rFonts w:ascii="Times New Roman" w:hAnsi="Times New Roman"/>
+          <w:bCs/>
+          <w:sz w:val="28"/>
+        </w:rPr>
+        <w:t xml:space="preserve">них запитів зі зростанням середнього часу відгуку від ~350 мс до ~1140 мс. Точка відмови досягається при комбінації високого </w:t>
+      </w:r>
+      <w:r>
+        <w:rPr>
+          <w:rFonts w:ascii="Times New Roman" w:hAnsi="Times New Roman"/>
+          <w:bCs/>
+          <w:sz w:val="28"/>
+        </w:rPr>
+        <w:lastRenderedPageBreak/>
+        <w:t>паралелізму (500 користувачів) та строгого ліміту очікування. Навчено правильно інтерпретувати результати тестування та визначати м</w:t>
+      </w:r>
+      <w:r>
+        <w:rPr>
+          <w:rFonts w:ascii="Times New Roman" w:hAnsi="Times New Roman"/>
+          <w:bCs/>
+          <w:sz w:val="28"/>
+        </w:rPr>
+        <w:t>ежі продуктивності системи.</w:t>
       </w:r>
     </w:p>
     <w:sectPr>
-      <w:headerReference w:type="default" r:id="rId15"/>
-      <w:headerReference w:type="first" r:id="rId16"/>
+      <w:headerReference w:type="default" r:id="rId10"/>
+      <w:headerReference w:type="first" r:id="rId11"/>
       <w:pgSz w:w="12240" w:h="15840"/>
       <w:pgMar w:top="1134" w:right="567" w:bottom="3005" w:left="1134" w:header="720" w:footer="720" w:gutter="0"/>
       <w:cols w:space="720"/>
@@ -3309,7 +3727,7 @@
       <mc:AlternateContent>
         <mc:Choice Requires="wpg">
           <w:drawing>
-            <wp:anchor distT="0" distB="0" distL="114300" distR="114300" simplePos="0" relativeHeight="251656704" behindDoc="0" locked="1" layoutInCell="1" allowOverlap="1" wp14:anchorId="056462AF" wp14:editId="068FF491">
+            <wp:anchor distT="0" distB="0" distL="114300" distR="114300" simplePos="0" relativeHeight="251656704" behindDoc="0" locked="1" layoutInCell="1" allowOverlap="1" wp14:anchorId="049707AC" wp14:editId="310DFF7E">
               <wp:simplePos x="0" y="0"/>
               <wp:positionH relativeFrom="page">
                 <wp:posOffset>556260</wp:posOffset>
@@ -4455,7 +4873,7 @@
         </mc:Choice>
         <mc:Fallback>
           <w:pict>
-            <v:group w14:anchorId="056462AF" id="Группа 21" o:spid="_x0000_s1026" style="position:absolute;margin-left:43.8pt;margin-top:11.85pt;width:552.2pt;height:767.4pt;z-index:251656704;mso-position-horizontal-relative:page;mso-position-vertical-relative:page" coordsize="20000,20000" o:gfxdata="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">
+            <v:group w14:anchorId="049707AC" id="Группа 21" o:spid="_x0000_s1026" style="position:absolute;margin-left:43.8pt;margin-top:11.85pt;width:552.2pt;height:767.4pt;z-index:251656704;mso-position-horizontal-relative:page;mso-position-vertical-relative:page" coordsize="20000,20000" o:gfxdata="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">
               <v:rect id="Rectangle 2" o:spid="_x0000_s1027" style="position:absolute;width:20000;height:20000;visibility:visible;mso-wrap-style:square;v-text-anchor:top" o:gfxdata="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" filled="f" strokeweight="2pt"/>
               <v:line id="Line 3" o:spid="_x0000_s1028" style="position:absolute;visibility:visible;mso-wrap-style:square" from="1093,18949" to="1095,19989" o:connectortype="straight" o:gfxdata="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" strokeweight="2pt"/>
               <v:line id="Line 4" o:spid="_x0000_s1029" style="position:absolute;visibility:visible;mso-wrap-style:square" from="10,18941" to="19977,18942" o:connectortype="straight" o:gfxdata="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" strokeweight="2pt"/>
@@ -4768,7 +5186,7 @@
       <mc:AlternateContent>
         <mc:Choice Requires="wpg">
           <w:drawing>
-            <wp:anchor distT="0" distB="0" distL="114300" distR="114300" simplePos="0" relativeHeight="251658752" behindDoc="0" locked="1" layoutInCell="1" allowOverlap="1" wp14:anchorId="44E5E4D9" wp14:editId="6FA8D0E7">
+            <wp:anchor distT="0" distB="0" distL="114300" distR="114300" simplePos="0" relativeHeight="251658752" behindDoc="0" locked="1" layoutInCell="1" allowOverlap="1" wp14:anchorId="010F4C7C" wp14:editId="42F5DE01">
               <wp:simplePos x="0" y="0"/>
               <wp:positionH relativeFrom="page">
                 <wp:posOffset>580390</wp:posOffset>
@@ -7461,7 +7879,7 @@
         </mc:Choice>
         <mc:Fallback>
           <w:pict>
-            <v:group w14:anchorId="44E5E4D9" id="Группа 41" o:spid="_x0000_s1046" style="position:absolute;margin-left:45.7pt;margin-top:15.65pt;width:546.1pt;height:763.2pt;z-index:251658752;mso-position-horizontal-relative:page;mso-position-vertical-relative:page" coordsize="20000,20000" o:gfxdata="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">
+            <v:group w14:anchorId="010F4C7C" id="Группа 41" o:spid="_x0000_s1046" style="position:absolute;margin-left:45.7pt;margin-top:15.65pt;width:546.1pt;height:763.2pt;z-index:251658752;mso-position-horizontal-relative:page;mso-position-vertical-relative:page" coordsize="20000,20000" o:gfxdata="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">
               <v:rect id="Rectangle 22" o:spid="_x0000_s1047" style="position:absolute;width:20000;height:20000;visibility:visible;mso-wrap-style:square;v-text-anchor:top" o:gfxdata="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" filled="f" strokeweight="2pt"/>
               <v:line id="Line 23" o:spid="_x0000_s1048" style="position:absolute;visibility:visible;mso-wrap-style:square" from="993,17183" to="995,18221" o:connectortype="straight" o:gfxdata="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" strokeweight="2pt"/>
               <v:line id="Line 24" o:spid="_x0000_s1049" style="position:absolute;visibility:visible;mso-wrap-style:square" from="10,17173" to="19977,17174" o:connectortype="straight" o:gfxdata="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" strokeweight="2pt"/>
